--- a/03-generics-delegates-events/REPORT_LAB03.docx
+++ b/03-generics-delegates-events/REPORT_LAB03.docx
@@ -16,9 +16,9 @@
       <w:r>
         <w:rPr>
           <w:rFonts w:ascii="Times New Roman" w:hAnsi="Times New Roman" w:cs="Times New Roman"/>
-          <w:color w:val="000000"/>
-          <w:sz w:val="28"/>
-          <w:szCs w:val="28"/>
+          <w:sz w:val="28"/>
+          <w:szCs w:val="28"/>
+          <w:color w:val="000000"/>
         </w:rPr>
         <w:t xml:space="preserve">Міністерство освіти і науки України</w:t>
       </w:r>
@@ -37,9 +37,9 @@
       <w:r>
         <w:rPr>
           <w:rFonts w:ascii="Times New Roman" w:hAnsi="Times New Roman" w:cs="Times New Roman"/>
-          <w:color w:val="000000"/>
-          <w:sz w:val="28"/>
-          <w:szCs w:val="28"/>
+          <w:sz w:val="28"/>
+          <w:szCs w:val="28"/>
+          <w:color w:val="000000"/>
         </w:rPr>
         <w:t xml:space="preserve">Вінницький національний технічний університет</w:t>
       </w:r>
@@ -58,9 +58,9 @@
       <w:r>
         <w:rPr>
           <w:rFonts w:ascii="Times New Roman" w:hAnsi="Times New Roman" w:cs="Times New Roman"/>
-          <w:color w:val="000000"/>
-          <w:sz w:val="28"/>
-          <w:szCs w:val="28"/>
+          <w:sz w:val="28"/>
+          <w:szCs w:val="28"/>
+          <w:color w:val="000000"/>
         </w:rPr>
         <w:t xml:space="preserve">Факультет інформаційних технологій та комп’ютерної інженерії</w:t>
       </w:r>
@@ -79,9 +79,9 @@
       <w:r>
         <w:rPr>
           <w:rFonts w:ascii="Times New Roman" w:hAnsi="Times New Roman" w:cs="Times New Roman"/>
-          <w:color w:val="000000"/>
-          <w:sz w:val="28"/>
-          <w:szCs w:val="28"/>
+          <w:sz w:val="28"/>
+          <w:szCs w:val="28"/>
+          <w:color w:val="000000"/>
         </w:rPr>
         <w:t xml:space="preserve">Кафедра ПЗ</w:t>
       </w:r>
@@ -100,9 +100,9 @@
       <w:r>
         <w:rPr>
           <w:rFonts w:ascii="Times New Roman" w:hAnsi="Times New Roman" w:cs="Times New Roman"/>
-          <w:color w:val="000000"/>
-          <w:sz w:val="28"/>
-          <w:szCs w:val="28"/>
+          <w:sz w:val="28"/>
+          <w:szCs w:val="28"/>
+          <w:color w:val="000000"/>
         </w:rPr>
         <w:t xml:space="preserve">Лабораторна робота №3</w:t>
       </w:r>
@@ -121,9 +121,9 @@
       <w:r>
         <w:rPr>
           <w:rFonts w:ascii="Times New Roman" w:hAnsi="Times New Roman" w:cs="Times New Roman"/>
-          <w:color w:val="000000"/>
-          <w:sz w:val="28"/>
-          <w:szCs w:val="28"/>
+          <w:sz w:val="28"/>
+          <w:szCs w:val="28"/>
+          <w:color w:val="000000"/>
         </w:rPr>
         <w:t xml:space="preserve">Узагальнення, делегати та події</w:t>
       </w:r>
@@ -142,16 +142,71 @@
       <w:r>
         <w:rPr>
           <w:rFonts w:ascii="Times New Roman" w:hAnsi="Times New Roman" w:cs="Times New Roman"/>
-          <w:color w:val="000000"/>
-          <w:sz w:val="28"/>
-          <w:szCs w:val="28"/>
+          <w:sz w:val="28"/>
+          <w:szCs w:val="28"/>
+          <w:color w:val="000000"/>
         </w:rPr>
         <w:t xml:space="preserve">Виконав: ст. 2ПІ-24б</w:t>
+      </w:r>
+      <w:r>
         <w:br/>
+      </w:r>
+      <w:r>
+        <w:rPr>
+          <w:rFonts w:ascii="Times New Roman" w:hAnsi="Times New Roman" w:cs="Times New Roman"/>
+          <w:sz w:val="28"/>
+          <w:szCs w:val="28"/>
+          <w:color w:val="000000"/>
+        </w:rPr>
         <w:t xml:space="preserve">Слободян І. В.</w:t>
+      </w:r>
+      <w:r>
         <w:br/>
+      </w:r>
+      <w:r>
+        <w:rPr>
+          <w:rFonts w:ascii="Times New Roman" w:hAnsi="Times New Roman" w:cs="Times New Roman"/>
+          <w:sz w:val="28"/>
+          <w:szCs w:val="28"/>
+          <w:color w:val="000000"/>
+        </w:rPr>
+        <w:t xml:space="preserve">GitHub: </w:t>
+      </w:r>
+      <w:hyperlink xmlns:r="http://schemas.openxmlformats.org/officeDocument/2006/relationships" r:id="Rf00c1a0d86ef403c">
+        <w:r>
+          <w:rPr>
+            <w:rFonts w:ascii="Times New Roman" w:hAnsi="Times New Roman" w:cs="Times New Roman"/>
+            <w:sz w:val="24"/>
+            <w:szCs w:val="24"/>
+            <w:color w:val="0563C1"/>
+            <w:u w:val="single"/>
+          </w:rPr>
+          <w:t xml:space="preserve">Gerald20001/vntu-dotnet-labs</w:t>
+        </w:r>
+      </w:hyperlink>
+      <w:r>
         <w:br/>
-        <w:t xml:space="preserve">Перевірив: Позур М. Ю.</w:t>
+      </w:r>
+      <w:r>
+        <w:br/>
+      </w:r>
+      <w:r>
+        <w:rPr>
+          <w:rFonts w:ascii="Times New Roman" w:hAnsi="Times New Roman" w:cs="Times New Roman"/>
+          <w:sz w:val="28"/>
+          <w:szCs w:val="28"/>
+          <w:color w:val="000000"/>
+        </w:rPr>
+        <w:t xml:space="preserve">Перевірив: </w:t>
+      </w:r>
+      <w:r>
+        <w:rPr>
+          <w:rFonts w:ascii="Times New Roman" w:hAnsi="Times New Roman" w:cs="Times New Roman"/>
+          <w:sz w:val="28"/>
+          <w:szCs w:val="28"/>
+          <w:color w:val="000000"/>
+        </w:rPr>
+        <w:t xml:space="preserve">Позур М. Ю.</w:t>
       </w:r>
     </w:p>
     <w:p>
@@ -244,28 +299,6 @@
     </w:p>
     <w:p>
       <w:pPr>
-        <w:ind w:left="5102"/>
-        <w:jc w:val="right"/>
-        <w:rPr>
-          <w:rFonts w:ascii="Times New Roman" w:hAnsi="Times New Roman" w:cs="Times New Roman"/>
-          <w:color w:val="000000"/>
-          <w:sz w:val="28"/>
-        </w:rPr>
-      </w:pPr>
-    </w:p>
-    <w:p>
-      <w:pPr>
-        <w:ind w:left="5102"/>
-        <w:jc w:val="right"/>
-        <w:rPr>
-          <w:rFonts w:ascii="Times New Roman" w:hAnsi="Times New Roman" w:cs="Times New Roman"/>
-          <w:color w:val="000000"/>
-          <w:sz w:val="28"/>
-        </w:rPr>
-      </w:pPr>
-    </w:p>
-    <w:p>
-      <w:pPr>
         <w:spacing w:before="2200"/>
         <w:jc w:val="center"/>
         <w:rPr>
@@ -277,10 +310,11 @@
       <w:r>
         <w:rPr>
           <w:rFonts w:ascii="Times New Roman" w:hAnsi="Times New Roman" w:cs="Times New Roman"/>
-          <w:color w:val="000000"/>
-          <w:sz w:val="28"/>
-        </w:rPr>
-        <w:t>м. Вінниця – 2026</w:t>
+          <w:sz w:val="28"/>
+          <w:szCs w:val="28"/>
+          <w:color w:val="000000"/>
+        </w:rPr>
+        <w:t xml:space="preserve">м. Вінниця – 2026</w:t>
       </w:r>
     </w:p>
     <w:p>
@@ -297,6 +331,38 @@
     </w:p>
     <w:p>
       <w:pPr>
+        <w:spacing w:before="0" w:after="180" w:line="260" w:lineRule="auto"/>
+        <w:rPr>
+          <w:rFonts w:ascii="Times New Roman" w:hAnsi="Times New Roman" w:cs="Times New Roman"/>
+          <w:color w:val="000000"/>
+          <w:sz w:val="28"/>
+        </w:rPr>
+      </w:pPr>
+      <w:r>
+        <w:rPr>
+          <w:rFonts w:ascii="Times New Roman" w:hAnsi="Times New Roman" w:cs="Times New Roman"/>
+          <w:b/>
+          <w:sz w:val="28"/>
+          <w:szCs w:val="28"/>
+          <w:color w:val="000000"/>
+        </w:rPr>
+        <w:t xml:space="preserve">GitHub репозиторій проєкту: </w:t>
+      </w:r>
+      <w:hyperlink xmlns:r="http://schemas.openxmlformats.org/officeDocument/2006/relationships" r:id="Rd11968c79f9147fc">
+        <w:r>
+          <w:rPr>
+            <w:rFonts w:ascii="Times New Roman" w:hAnsi="Times New Roman" w:cs="Times New Roman"/>
+            <w:sz w:val="26"/>
+            <w:szCs w:val="26"/>
+            <w:color w:val="0563C1"/>
+            <w:u w:val="single"/>
+          </w:rPr>
+          <w:t xml:space="preserve">https://github.com/Gerald20001/vntu-dotnet-labs</w:t>
+        </w:r>
+      </w:hyperlink>
+    </w:p>
+    <w:p>
+      <w:pPr>
         <w:spacing w:before="240" w:after="100" w:line="260" w:lineRule="auto"/>
         <w:rPr>
           <w:rFonts w:ascii="Times New Roman" w:hAnsi="Times New Roman" w:cs="Times New Roman"/>
@@ -309,6 +375,7 @@
           <w:rFonts w:ascii="Times New Roman" w:hAnsi="Times New Roman" w:cs="Times New Roman"/>
           <w:b/>
           <w:sz w:val="28"/>
+          <w:szCs w:val="28"/>
           <w:color w:val="000000"/>
         </w:rPr>
         <w:t xml:space="preserve">1. Мета роботи</w:t>
@@ -327,15 +394,16 @@
         <w:rPr>
           <w:rFonts w:ascii="Times New Roman" w:hAnsi="Times New Roman" w:cs="Times New Roman"/>
           <w:sz w:val="28"/>
+          <w:szCs w:val="28"/>
           <w:color w:val="000000"/>
         </w:rPr>
         <w:t xml:space="preserve">Навчитися застосовувати узагальнені (generic) типи та методи, делегати (у т.ч. вбудовані </w:t>
       </w:r>
       <w:r>
         <w:rPr>
-          <w:rFonts w:ascii="Times New Roman" w:hAnsi="Times New Roman"/>
-          <w:sz w:val="28"/>
-          <w:color w:val="000000"/>
+          <w:rFonts w:ascii="Consolas" w:hAnsi="Consolas" w:cs="Consolas"/>
+          <w:sz w:val="28"/>
+          <w:color w:val="1A1A1A"/>
         </w:rPr>
         <w:t xml:space="preserve">Func</w:t>
       </w:r>
@@ -343,15 +411,16 @@
         <w:rPr>
           <w:rFonts w:ascii="Times New Roman" w:hAnsi="Times New Roman" w:cs="Times New Roman"/>
           <w:sz w:val="28"/>
+          <w:szCs w:val="28"/>
           <w:color w:val="000000"/>
         </w:rPr>
         <w:t xml:space="preserve">, </w:t>
       </w:r>
       <w:r>
         <w:rPr>
-          <w:rFonts w:ascii="Times New Roman" w:hAnsi="Times New Roman"/>
-          <w:sz w:val="28"/>
-          <w:color w:val="000000"/>
+          <w:rFonts w:ascii="Consolas" w:hAnsi="Consolas" w:cs="Consolas"/>
+          <w:sz w:val="28"/>
+          <w:color w:val="1A1A1A"/>
         </w:rPr>
         <w:t xml:space="preserve">Action</w:t>
       </w:r>
@@ -359,15 +428,16 @@
         <w:rPr>
           <w:rFonts w:ascii="Times New Roman" w:hAnsi="Times New Roman" w:cs="Times New Roman"/>
           <w:sz w:val="28"/>
+          <w:szCs w:val="28"/>
           <w:color w:val="000000"/>
         </w:rPr>
         <w:t xml:space="preserve">, </w:t>
       </w:r>
       <w:r>
         <w:rPr>
-          <w:rFonts w:ascii="Times New Roman" w:hAnsi="Times New Roman"/>
-          <w:sz w:val="28"/>
-          <w:color w:val="000000"/>
+          <w:rFonts w:ascii="Consolas" w:hAnsi="Consolas" w:cs="Consolas"/>
+          <w:sz w:val="28"/>
+          <w:color w:val="1A1A1A"/>
         </w:rPr>
         <w:t xml:space="preserve">Predicate</w:t>
       </w:r>
@@ -375,6 +445,7 @@
         <w:rPr>
           <w:rFonts w:ascii="Times New Roman" w:hAnsi="Times New Roman" w:cs="Times New Roman"/>
           <w:sz w:val="28"/>
+          <w:szCs w:val="28"/>
           <w:color w:val="000000"/>
         </w:rPr>
         <w:t xml:space="preserve">), лямбда-вирази та механізм подій для побудови гнучкого та повторно використовуваного коду.</w:t>
@@ -402,6 +473,7 @@
           <w:rFonts w:ascii="Times New Roman" w:hAnsi="Times New Roman" w:cs="Times New Roman"/>
           <w:b/>
           <w:sz w:val="28"/>
+          <w:szCs w:val="28"/>
           <w:color w:val="000000"/>
         </w:rPr>
         <w:t xml:space="preserve">2. Завдання варіанта №1</w:t>
@@ -431,6 +503,7 @@
           <w:rFonts w:ascii="Times New Roman" w:hAnsi="Times New Roman" w:cs="Times New Roman"/>
           <w:b/>
           <w:sz w:val="28"/>
+          <w:szCs w:val="28"/>
           <w:color w:val="000000"/>
         </w:rPr>
         <w:t xml:space="preserve">Структура:</w:t>
@@ -439,15 +512,16 @@
         <w:rPr>
           <w:rFonts w:ascii="Times New Roman" w:hAnsi="Times New Roman" w:cs="Times New Roman"/>
           <w:sz w:val="28"/>
+          <w:szCs w:val="28"/>
           <w:color w:val="000000"/>
         </w:rPr>
         <w:t xml:space="preserve"> Створити власний узагальнений клас </w:t>
       </w:r>
       <w:r>
         <w:rPr>
-          <w:rFonts w:ascii="Times New Roman" w:hAnsi="Times New Roman"/>
-          <w:sz w:val="28"/>
-          <w:color w:val="000000"/>
+          <w:rFonts w:ascii="Consolas" w:hAnsi="Consolas" w:cs="Consolas"/>
+          <w:sz w:val="28"/>
+          <w:color w:val="1A1A1A"/>
         </w:rPr>
         <w:t xml:space="preserve">MyStack&lt;T&gt;</w:t>
       </w:r>
@@ -455,15 +529,16 @@
         <w:rPr>
           <w:rFonts w:ascii="Times New Roman" w:hAnsi="Times New Roman" w:cs="Times New Roman"/>
           <w:sz w:val="28"/>
+          <w:szCs w:val="28"/>
           <w:color w:val="000000"/>
         </w:rPr>
         <w:t xml:space="preserve"> з обмеженою місткістю (</w:t>
       </w:r>
       <w:r>
         <w:rPr>
-          <w:rFonts w:ascii="Times New Roman" w:hAnsi="Times New Roman"/>
-          <w:sz w:val="28"/>
-          <w:color w:val="000000"/>
+          <w:rFonts w:ascii="Consolas" w:hAnsi="Consolas" w:cs="Consolas"/>
+          <w:sz w:val="28"/>
+          <w:color w:val="1A1A1A"/>
         </w:rPr>
         <w:t xml:space="preserve">capacity</w:t>
       </w:r>
@@ -471,6 +546,7 @@
         <w:rPr>
           <w:rFonts w:ascii="Times New Roman" w:hAnsi="Times New Roman" w:cs="Times New Roman"/>
           <w:sz w:val="28"/>
+          <w:szCs w:val="28"/>
           <w:color w:val="000000"/>
         </w:rPr>
         <w:t xml:space="preserve">, задається в конструкторі).</w:t>
@@ -500,6 +576,7 @@
           <w:rFonts w:ascii="Times New Roman" w:hAnsi="Times New Roman" w:cs="Times New Roman"/>
           <w:b/>
           <w:sz w:val="28"/>
+          <w:szCs w:val="28"/>
           <w:color w:val="000000"/>
         </w:rPr>
         <w:t xml:space="preserve">Обов'язкові операції:</w:t>
@@ -528,15 +605,16 @@
         <w:rPr>
           <w:rFonts w:ascii="Times New Roman" w:hAnsi="Times New Roman" w:cs="Times New Roman"/>
           <w:sz w:val="28"/>
+          <w:szCs w:val="28"/>
           <w:color w:val="000000"/>
         </w:rPr>
         <w:t xml:space="preserve">Методи </w:t>
       </w:r>
       <w:r>
         <w:rPr>
-          <w:rFonts w:ascii="Times New Roman" w:hAnsi="Times New Roman"/>
-          <w:sz w:val="28"/>
-          <w:color w:val="000000"/>
+          <w:rFonts w:ascii="Consolas" w:hAnsi="Consolas" w:cs="Consolas"/>
+          <w:sz w:val="28"/>
+          <w:color w:val="1A1A1A"/>
         </w:rPr>
         <w:t xml:space="preserve">Push(T item)</w:t>
       </w:r>
@@ -544,15 +622,16 @@
         <w:rPr>
           <w:rFonts w:ascii="Times New Roman" w:hAnsi="Times New Roman" w:cs="Times New Roman"/>
           <w:sz w:val="28"/>
+          <w:szCs w:val="28"/>
           <w:color w:val="000000"/>
         </w:rPr>
         <w:t xml:space="preserve">, </w:t>
       </w:r>
       <w:r>
         <w:rPr>
-          <w:rFonts w:ascii="Times New Roman" w:hAnsi="Times New Roman"/>
-          <w:sz w:val="28"/>
-          <w:color w:val="000000"/>
+          <w:rFonts w:ascii="Consolas" w:hAnsi="Consolas" w:cs="Consolas"/>
+          <w:sz w:val="28"/>
+          <w:color w:val="1A1A1A"/>
         </w:rPr>
         <w:t xml:space="preserve">T Pop()</w:t>
       </w:r>
@@ -560,15 +639,16 @@
         <w:rPr>
           <w:rFonts w:ascii="Times New Roman" w:hAnsi="Times New Roman" w:cs="Times New Roman"/>
           <w:sz w:val="28"/>
+          <w:szCs w:val="28"/>
           <w:color w:val="000000"/>
         </w:rPr>
         <w:t xml:space="preserve">, </w:t>
       </w:r>
       <w:r>
         <w:rPr>
-          <w:rFonts w:ascii="Times New Roman" w:hAnsi="Times New Roman"/>
-          <w:sz w:val="28"/>
-          <w:color w:val="000000"/>
+          <w:rFonts w:ascii="Consolas" w:hAnsi="Consolas" w:cs="Consolas"/>
+          <w:sz w:val="28"/>
+          <w:color w:val="1A1A1A"/>
         </w:rPr>
         <w:t xml:space="preserve">T Peek()</w:t>
       </w:r>
@@ -576,15 +656,16 @@
         <w:rPr>
           <w:rFonts w:ascii="Times New Roman" w:hAnsi="Times New Roman" w:cs="Times New Roman"/>
           <w:sz w:val="28"/>
+          <w:szCs w:val="28"/>
           <w:color w:val="000000"/>
         </w:rPr>
         <w:t xml:space="preserve">, </w:t>
       </w:r>
       <w:r>
         <w:rPr>
-          <w:rFonts w:ascii="Times New Roman" w:hAnsi="Times New Roman"/>
-          <w:sz w:val="28"/>
-          <w:color w:val="000000"/>
+          <w:rFonts w:ascii="Consolas" w:hAnsi="Consolas" w:cs="Consolas"/>
+          <w:sz w:val="28"/>
+          <w:color w:val="1A1A1A"/>
         </w:rPr>
         <w:t xml:space="preserve">bool IsEmpty</w:t>
       </w:r>
@@ -592,15 +673,16 @@
         <w:rPr>
           <w:rFonts w:ascii="Times New Roman" w:hAnsi="Times New Roman" w:cs="Times New Roman"/>
           <w:sz w:val="28"/>
+          <w:szCs w:val="28"/>
           <w:color w:val="000000"/>
         </w:rPr>
         <w:t xml:space="preserve">, </w:t>
       </w:r>
       <w:r>
         <w:rPr>
-          <w:rFonts w:ascii="Times New Roman" w:hAnsi="Times New Roman"/>
-          <w:sz w:val="28"/>
-          <w:color w:val="000000"/>
+          <w:rFonts w:ascii="Consolas" w:hAnsi="Consolas" w:cs="Consolas"/>
+          <w:sz w:val="28"/>
+          <w:color w:val="1A1A1A"/>
         </w:rPr>
         <w:t xml:space="preserve">bool IsFull</w:t>
       </w:r>
@@ -608,15 +690,16 @@
         <w:rPr>
           <w:rFonts w:ascii="Times New Roman" w:hAnsi="Times New Roman" w:cs="Times New Roman"/>
           <w:sz w:val="28"/>
+          <w:szCs w:val="28"/>
           <w:color w:val="000000"/>
         </w:rPr>
         <w:t xml:space="preserve">, </w:t>
       </w:r>
       <w:r>
         <w:rPr>
-          <w:rFonts w:ascii="Times New Roman" w:hAnsi="Times New Roman"/>
-          <w:sz w:val="28"/>
-          <w:color w:val="000000"/>
+          <w:rFonts w:ascii="Consolas" w:hAnsi="Consolas" w:cs="Consolas"/>
+          <w:sz w:val="28"/>
+          <w:color w:val="1A1A1A"/>
         </w:rPr>
         <w:t xml:space="preserve">int Count</w:t>
       </w:r>
@@ -624,6 +707,7 @@
         <w:rPr>
           <w:rFonts w:ascii="Times New Roman" w:hAnsi="Times New Roman" w:cs="Times New Roman"/>
           <w:sz w:val="28"/>
+          <w:szCs w:val="28"/>
           <w:color w:val="000000"/>
         </w:rPr>
         <w:t xml:space="preserve">.</w:t>
@@ -652,15 +736,16 @@
         <w:rPr>
           <w:rFonts w:ascii="Times New Roman" w:hAnsi="Times New Roman" w:cs="Times New Roman"/>
           <w:sz w:val="28"/>
+          <w:szCs w:val="28"/>
           <w:color w:val="000000"/>
         </w:rPr>
         <w:t xml:space="preserve">Подія </w:t>
       </w:r>
       <w:r>
         <w:rPr>
-          <w:rFonts w:ascii="Times New Roman" w:hAnsi="Times New Roman"/>
-          <w:sz w:val="28"/>
-          <w:color w:val="000000"/>
+          <w:rFonts w:ascii="Consolas" w:hAnsi="Consolas" w:cs="Consolas"/>
+          <w:sz w:val="28"/>
+          <w:color w:val="1A1A1A"/>
         </w:rPr>
         <w:t xml:space="preserve">Overflow</w:t>
       </w:r>
@@ -668,15 +753,16 @@
         <w:rPr>
           <w:rFonts w:ascii="Times New Roman" w:hAnsi="Times New Roman" w:cs="Times New Roman"/>
           <w:sz w:val="28"/>
+          <w:szCs w:val="28"/>
           <w:color w:val="000000"/>
         </w:rPr>
         <w:t xml:space="preserve"> з власним класом аргументів </w:t>
       </w:r>
       <w:r>
         <w:rPr>
-          <w:rFonts w:ascii="Times New Roman" w:hAnsi="Times New Roman"/>
-          <w:sz w:val="28"/>
-          <w:color w:val="000000"/>
+          <w:rFonts w:ascii="Consolas" w:hAnsi="Consolas" w:cs="Consolas"/>
+          <w:sz w:val="28"/>
+          <w:color w:val="1A1A1A"/>
         </w:rPr>
         <w:t xml:space="preserve">OverflowEventArgs&lt;T&gt; : EventArgs</w:t>
       </w:r>
@@ -684,6 +770,7 @@
         <w:rPr>
           <w:rFonts w:ascii="Times New Roman" w:hAnsi="Times New Roman" w:cs="Times New Roman"/>
           <w:sz w:val="28"/>
+          <w:szCs w:val="28"/>
           <w:color w:val="000000"/>
         </w:rPr>
         <w:t xml:space="preserve"> (передає відхилений елемент, місткість та час події).</w:t>
@@ -712,15 +799,16 @@
         <w:rPr>
           <w:rFonts w:ascii="Times New Roman" w:hAnsi="Times New Roman" w:cs="Times New Roman"/>
           <w:sz w:val="28"/>
+          <w:szCs w:val="28"/>
           <w:color w:val="000000"/>
         </w:rPr>
         <w:t xml:space="preserve">Наявність щонайменше 2 підписників на подію </w:t>
       </w:r>
       <w:r>
         <w:rPr>
-          <w:rFonts w:ascii="Times New Roman" w:hAnsi="Times New Roman"/>
-          <w:sz w:val="28"/>
-          <w:color w:val="000000"/>
+          <w:rFonts w:ascii="Consolas" w:hAnsi="Consolas" w:cs="Consolas"/>
+          <w:sz w:val="28"/>
+          <w:color w:val="1A1A1A"/>
         </w:rPr>
         <w:t xml:space="preserve">Overflow</w:t>
       </w:r>
@@ -728,6 +816,7 @@
         <w:rPr>
           <w:rFonts w:ascii="Times New Roman" w:hAnsi="Times New Roman" w:cs="Times New Roman"/>
           <w:sz w:val="28"/>
+          <w:szCs w:val="28"/>
           <w:color w:val="000000"/>
         </w:rPr>
         <w:t xml:space="preserve">:</w:t>
@@ -756,15 +845,16 @@
         <w:rPr>
           <w:rFonts w:ascii="Times New Roman" w:hAnsi="Times New Roman" w:cs="Times New Roman"/>
           <w:sz w:val="28"/>
+          <w:szCs w:val="28"/>
           <w:color w:val="000000"/>
         </w:rPr>
         <w:t xml:space="preserve">Класичний іменований метод-логер </w:t>
       </w:r>
       <w:r>
         <w:rPr>
-          <w:rFonts w:ascii="Times New Roman" w:hAnsi="Times New Roman"/>
-          <w:sz w:val="28"/>
-          <w:color w:val="000000"/>
+          <w:rFonts w:ascii="Consolas" w:hAnsi="Consolas" w:cs="Consolas"/>
+          <w:sz w:val="28"/>
+          <w:color w:val="1A1A1A"/>
         </w:rPr>
         <w:t xml:space="preserve">LogOverflowToConsole</w:t>
       </w:r>
@@ -772,6 +862,7 @@
         <w:rPr>
           <w:rFonts w:ascii="Times New Roman" w:hAnsi="Times New Roman" w:cs="Times New Roman"/>
           <w:sz w:val="28"/>
+          <w:szCs w:val="28"/>
           <w:color w:val="000000"/>
         </w:rPr>
         <w:t xml:space="preserve">.</w:t>
@@ -800,6 +891,7 @@
         <w:rPr>
           <w:rFonts w:ascii="Times New Roman" w:hAnsi="Times New Roman" w:cs="Times New Roman"/>
           <w:sz w:val="28"/>
+          <w:szCs w:val="28"/>
           <w:color w:val="000000"/>
         </w:rPr>
         <w:t xml:space="preserve">Лямбда-вираз із підрахунком кількості відхилень за сеанс (демонстрація замикань — closures).</w:t>
@@ -828,6 +920,7 @@
         <w:rPr>
           <w:rFonts w:ascii="Times New Roman" w:hAnsi="Times New Roman" w:cs="Times New Roman"/>
           <w:sz w:val="28"/>
+          <w:szCs w:val="28"/>
           <w:color w:val="000000"/>
         </w:rPr>
         <w:t xml:space="preserve">Узагальнені методи вищого порядку, що приймають стандартні делегати:</w:t>
@@ -854,9 +947,9 @@
       </w:r>
       <w:r>
         <w:rPr>
-          <w:rFonts w:ascii="Times New Roman" w:hAnsi="Times New Roman"/>
-          <w:sz w:val="28"/>
-          <w:color w:val="000000"/>
+          <w:rFonts w:ascii="Consolas" w:hAnsi="Consolas" w:cs="Consolas"/>
+          <w:sz w:val="28"/>
+          <w:color w:val="1A1A1A"/>
         </w:rPr>
         <w:t xml:space="preserve">FindAll(Predicate&lt;T&gt; match)</w:t>
       </w:r>
@@ -864,6 +957,7 @@
         <w:rPr>
           <w:rFonts w:ascii="Times New Roman" w:hAnsi="Times New Roman" w:cs="Times New Roman"/>
           <w:sz w:val="28"/>
+          <w:szCs w:val="28"/>
           <w:color w:val="000000"/>
         </w:rPr>
         <w:t xml:space="preserve"> — фільтрація елементів;</w:t>
@@ -890,9 +984,9 @@
       </w:r>
       <w:r>
         <w:rPr>
-          <w:rFonts w:ascii="Times New Roman" w:hAnsi="Times New Roman"/>
-          <w:sz w:val="28"/>
-          <w:color w:val="000000"/>
+          <w:rFonts w:ascii="Consolas" w:hAnsi="Consolas" w:cs="Consolas"/>
+          <w:sz w:val="28"/>
+          <w:color w:val="1A1A1A"/>
         </w:rPr>
         <w:t xml:space="preserve">CountWhere(Func&lt;T, bool&gt; predicate)</w:t>
       </w:r>
@@ -900,6 +994,7 @@
         <w:rPr>
           <w:rFonts w:ascii="Times New Roman" w:hAnsi="Times New Roman" w:cs="Times New Roman"/>
           <w:sz w:val="28"/>
+          <w:szCs w:val="28"/>
           <w:color w:val="000000"/>
         </w:rPr>
         <w:t xml:space="preserve"> — підрахунок елементів за умовою;</w:t>
@@ -926,9 +1021,9 @@
       </w:r>
       <w:r>
         <w:rPr>
-          <w:rFonts w:ascii="Times New Roman" w:hAnsi="Times New Roman"/>
-          <w:sz w:val="28"/>
-          <w:color w:val="000000"/>
+          <w:rFonts w:ascii="Consolas" w:hAnsi="Consolas" w:cs="Consolas"/>
+          <w:sz w:val="28"/>
+          <w:color w:val="1A1A1A"/>
         </w:rPr>
         <w:t xml:space="preserve">ForEach(Action&lt;T&gt; action)</w:t>
       </w:r>
@@ -936,6 +1031,7 @@
         <w:rPr>
           <w:rFonts w:ascii="Times New Roman" w:hAnsi="Times New Roman" w:cs="Times New Roman"/>
           <w:sz w:val="28"/>
+          <w:szCs w:val="28"/>
           <w:color w:val="000000"/>
         </w:rPr>
         <w:t xml:space="preserve"> — обхід та виконання дії для кожного елемента;</w:t>
@@ -962,9 +1058,9 @@
       </w:r>
       <w:r>
         <w:rPr>
-          <w:rFonts w:ascii="Times New Roman" w:hAnsi="Times New Roman"/>
-          <w:sz w:val="28"/>
-          <w:color w:val="000000"/>
+          <w:rFonts w:ascii="Consolas" w:hAnsi="Consolas" w:cs="Consolas"/>
+          <w:sz w:val="28"/>
+          <w:color w:val="1A1A1A"/>
         </w:rPr>
         <w:t xml:space="preserve">Select&lt;TResult&gt;(Func&lt;T, TResult&gt; selector)</w:t>
       </w:r>
@@ -972,6 +1068,7 @@
         <w:rPr>
           <w:rFonts w:ascii="Times New Roman" w:hAnsi="Times New Roman" w:cs="Times New Roman"/>
           <w:sz w:val="28"/>
+          <w:szCs w:val="28"/>
           <w:color w:val="000000"/>
         </w:rPr>
         <w:t xml:space="preserve"> — трансформація елементів.</w:t>
@@ -1000,15 +1097,16 @@
         <w:rPr>
           <w:rFonts w:ascii="Times New Roman" w:hAnsi="Times New Roman" w:cs="Times New Roman"/>
           <w:sz w:val="28"/>
+          <w:szCs w:val="28"/>
           <w:color w:val="000000"/>
         </w:rPr>
         <w:t xml:space="preserve">Демонстрація роботи як на цілих числах </w:t>
       </w:r>
       <w:r>
         <w:rPr>
-          <w:rFonts w:ascii="Times New Roman" w:hAnsi="Times New Roman"/>
-          <w:sz w:val="28"/>
-          <w:color w:val="000000"/>
+          <w:rFonts w:ascii="Consolas" w:hAnsi="Consolas" w:cs="Consolas"/>
+          <w:sz w:val="28"/>
+          <w:color w:val="1A1A1A"/>
         </w:rPr>
         <w:t xml:space="preserve">MyStack&lt;int&gt;</w:t>
       </w:r>
@@ -1016,15 +1114,16 @@
         <w:rPr>
           <w:rFonts w:ascii="Times New Roman" w:hAnsi="Times New Roman" w:cs="Times New Roman"/>
           <w:sz w:val="28"/>
+          <w:szCs w:val="28"/>
           <w:color w:val="000000"/>
         </w:rPr>
         <w:t xml:space="preserve">, так і на рядках </w:t>
       </w:r>
       <w:r>
         <w:rPr>
-          <w:rFonts w:ascii="Times New Roman" w:hAnsi="Times New Roman"/>
-          <w:sz w:val="28"/>
-          <w:color w:val="000000"/>
+          <w:rFonts w:ascii="Consolas" w:hAnsi="Consolas" w:cs="Consolas"/>
+          <w:sz w:val="28"/>
+          <w:color w:val="1A1A1A"/>
         </w:rPr>
         <w:t xml:space="preserve">MyStack&lt;string&gt;</w:t>
       </w:r>
@@ -1032,6 +1131,7 @@
         <w:rPr>
           <w:rFonts w:ascii="Times New Roman" w:hAnsi="Times New Roman" w:cs="Times New Roman"/>
           <w:sz w:val="28"/>
+          <w:szCs w:val="28"/>
           <w:color w:val="000000"/>
         </w:rPr>
         <w:t xml:space="preserve">.</w:t>
@@ -1061,6 +1161,7 @@
           <w:rFonts w:ascii="Times New Roman" w:hAnsi="Times New Roman" w:cs="Times New Roman"/>
           <w:b/>
           <w:sz w:val="28"/>
+          <w:szCs w:val="28"/>
           <w:color w:val="000000"/>
         </w:rPr>
         <w:t xml:space="preserve">Граничний випадок:</w:t>
@@ -1069,15 +1170,16 @@
         <w:rPr>
           <w:rFonts w:ascii="Times New Roman" w:hAnsi="Times New Roman" w:cs="Times New Roman"/>
           <w:sz w:val="28"/>
+          <w:szCs w:val="28"/>
           <w:color w:val="000000"/>
         </w:rPr>
         <w:t xml:space="preserve"> Виклик </w:t>
       </w:r>
       <w:r>
         <w:rPr>
-          <w:rFonts w:ascii="Times New Roman" w:hAnsi="Times New Roman"/>
-          <w:sz w:val="28"/>
-          <w:color w:val="000000"/>
+          <w:rFonts w:ascii="Consolas" w:hAnsi="Consolas" w:cs="Consolas"/>
+          <w:sz w:val="28"/>
+          <w:color w:val="1A1A1A"/>
         </w:rPr>
         <w:t xml:space="preserve">Pop()</w:t>
       </w:r>
@@ -1085,15 +1187,16 @@
         <w:rPr>
           <w:rFonts w:ascii="Times New Roman" w:hAnsi="Times New Roman" w:cs="Times New Roman"/>
           <w:sz w:val="28"/>
+          <w:szCs w:val="28"/>
           <w:color w:val="000000"/>
         </w:rPr>
         <w:t xml:space="preserve"> або </w:t>
       </w:r>
       <w:r>
         <w:rPr>
-          <w:rFonts w:ascii="Times New Roman" w:hAnsi="Times New Roman"/>
-          <w:sz w:val="28"/>
-          <w:color w:val="000000"/>
+          <w:rFonts w:ascii="Consolas" w:hAnsi="Consolas" w:cs="Consolas"/>
+          <w:sz w:val="28"/>
+          <w:color w:val="1A1A1A"/>
         </w:rPr>
         <w:t xml:space="preserve">Peek()</w:t>
       </w:r>
@@ -1101,15 +1204,16 @@
         <w:rPr>
           <w:rFonts w:ascii="Times New Roman" w:hAnsi="Times New Roman" w:cs="Times New Roman"/>
           <w:sz w:val="28"/>
+          <w:szCs w:val="28"/>
           <w:color w:val="000000"/>
         </w:rPr>
         <w:t xml:space="preserve"> на порожньому стеку — перехоплення винятку </w:t>
       </w:r>
       <w:r>
         <w:rPr>
-          <w:rFonts w:ascii="Times New Roman" w:hAnsi="Times New Roman"/>
-          <w:sz w:val="28"/>
-          <w:color w:val="000000"/>
+          <w:rFonts w:ascii="Consolas" w:hAnsi="Consolas" w:cs="Consolas"/>
+          <w:sz w:val="28"/>
+          <w:color w:val="1A1A1A"/>
         </w:rPr>
         <w:t xml:space="preserve">EmptyStackException</w:t>
       </w:r>
@@ -1117,6 +1221,7 @@
         <w:rPr>
           <w:rFonts w:ascii="Times New Roman" w:hAnsi="Times New Roman" w:cs="Times New Roman"/>
           <w:sz w:val="28"/>
+          <w:szCs w:val="28"/>
           <w:color w:val="000000"/>
         </w:rPr>
         <w:t xml:space="preserve"> без аварійного завершення роботи застосунку.</w:t>
@@ -1144,6 +1249,7 @@
           <w:rFonts w:ascii="Times New Roman" w:hAnsi="Times New Roman" w:cs="Times New Roman"/>
           <w:b/>
           <w:sz w:val="28"/>
+          <w:szCs w:val="28"/>
           <w:color w:val="000000"/>
         </w:rPr>
         <w:t xml:space="preserve">3. Короткий опис реалізації</w:t>
@@ -1173,15 +1279,16 @@
           <w:rFonts w:ascii="Times New Roman" w:hAnsi="Times New Roman" w:cs="Times New Roman"/>
           <w:b/>
           <w:sz w:val="28"/>
+          <w:szCs w:val="28"/>
           <w:color w:val="000000"/>
         </w:rPr>
         <w:t xml:space="preserve">Узагальненість (</w:t>
       </w:r>
       <w:r>
         <w:rPr>
-          <w:rFonts w:ascii="Times New Roman" w:hAnsi="Times New Roman"/>
-          <w:sz w:val="28"/>
-          <w:color w:val="000000"/>
+          <w:rFonts w:ascii="Consolas" w:hAnsi="Consolas" w:cs="Consolas"/>
+          <w:sz w:val="28"/>
+          <w:color w:val="1A1A1A"/>
         </w:rPr>
         <w:t xml:space="preserve">Generics</w:t>
       </w:r>
@@ -1190,6 +1297,7 @@
           <w:rFonts w:ascii="Times New Roman" w:hAnsi="Times New Roman" w:cs="Times New Roman"/>
           <w:b/>
           <w:sz w:val="28"/>
+          <w:szCs w:val="28"/>
           <w:color w:val="000000"/>
         </w:rPr>
         <w:t xml:space="preserve">):</w:t>
@@ -1198,15 +1306,16 @@
         <w:rPr>
           <w:rFonts w:ascii="Times New Roman" w:hAnsi="Times New Roman" w:cs="Times New Roman"/>
           <w:sz w:val="28"/>
+          <w:szCs w:val="28"/>
           <w:color w:val="000000"/>
         </w:rPr>
         <w:t xml:space="preserve"> Клас </w:t>
       </w:r>
       <w:r>
         <w:rPr>
-          <w:rFonts w:ascii="Times New Roman" w:hAnsi="Times New Roman"/>
-          <w:sz w:val="28"/>
-          <w:color w:val="000000"/>
+          <w:rFonts w:ascii="Consolas" w:hAnsi="Consolas" w:cs="Consolas"/>
+          <w:sz w:val="28"/>
+          <w:color w:val="1A1A1A"/>
         </w:rPr>
         <w:t xml:space="preserve">MyStack&lt;T&gt;</w:t>
       </w:r>
@@ -1214,15 +1323,16 @@
         <w:rPr>
           <w:rFonts w:ascii="Times New Roman" w:hAnsi="Times New Roman" w:cs="Times New Roman"/>
           <w:sz w:val="28"/>
+          <w:szCs w:val="28"/>
           <w:color w:val="000000"/>
         </w:rPr>
         <w:t xml:space="preserve"> реалізовано незалежно від конкретного типу даних, завдяки чому він однаково коректно працює з </w:t>
       </w:r>
       <w:r>
         <w:rPr>
-          <w:rFonts w:ascii="Times New Roman" w:hAnsi="Times New Roman"/>
-          <w:sz w:val="28"/>
-          <w:color w:val="000000"/>
+          <w:rFonts w:ascii="Consolas" w:hAnsi="Consolas" w:cs="Consolas"/>
+          <w:sz w:val="28"/>
+          <w:color w:val="1A1A1A"/>
         </w:rPr>
         <w:t xml:space="preserve">int</w:t>
       </w:r>
@@ -1230,15 +1340,16 @@
         <w:rPr>
           <w:rFonts w:ascii="Times New Roman" w:hAnsi="Times New Roman" w:cs="Times New Roman"/>
           <w:sz w:val="28"/>
+          <w:szCs w:val="28"/>
           <w:color w:val="000000"/>
         </w:rPr>
         <w:t xml:space="preserve">, </w:t>
       </w:r>
       <w:r>
         <w:rPr>
-          <w:rFonts w:ascii="Times New Roman" w:hAnsi="Times New Roman"/>
-          <w:sz w:val="28"/>
-          <w:color w:val="000000"/>
+          <w:rFonts w:ascii="Consolas" w:hAnsi="Consolas" w:cs="Consolas"/>
+          <w:sz w:val="28"/>
+          <w:color w:val="1A1A1A"/>
         </w:rPr>
         <w:t xml:space="preserve">string</w:t>
       </w:r>
@@ -1246,6 +1357,7 @@
         <w:rPr>
           <w:rFonts w:ascii="Times New Roman" w:hAnsi="Times New Roman" w:cs="Times New Roman"/>
           <w:sz w:val="28"/>
+          <w:szCs w:val="28"/>
           <w:color w:val="000000"/>
         </w:rPr>
         <w:t xml:space="preserve"> або будь-якими власними класами без пакування (boxing) та втрати продуктивності.</w:t>
@@ -1275,6 +1387,7 @@
           <w:rFonts w:ascii="Times New Roman" w:hAnsi="Times New Roman" w:cs="Times New Roman"/>
           <w:b/>
           <w:sz w:val="28"/>
+          <w:szCs w:val="28"/>
           <w:color w:val="000000"/>
         </w:rPr>
         <w:t xml:space="preserve">Події та підписники:</w:t>
@@ -1283,15 +1396,16 @@
         <w:rPr>
           <w:rFonts w:ascii="Times New Roman" w:hAnsi="Times New Roman" w:cs="Times New Roman"/>
           <w:sz w:val="28"/>
+          <w:szCs w:val="28"/>
           <w:color w:val="000000"/>
         </w:rPr>
         <w:t xml:space="preserve"> Оголошено подію </w:t>
       </w:r>
       <w:r>
         <w:rPr>
-          <w:rFonts w:ascii="Times New Roman" w:hAnsi="Times New Roman"/>
-          <w:sz w:val="28"/>
-          <w:color w:val="000000"/>
+          <w:rFonts w:ascii="Consolas" w:hAnsi="Consolas" w:cs="Consolas"/>
+          <w:sz w:val="28"/>
+          <w:color w:val="1A1A1A"/>
         </w:rPr>
         <w:t xml:space="preserve">public event EventHandler&lt;OverflowEventArgs&lt;T&gt;&gt;? Overflow;</w:t>
       </w:r>
@@ -1299,15 +1413,16 @@
         <w:rPr>
           <w:rFonts w:ascii="Times New Roman" w:hAnsi="Times New Roman" w:cs="Times New Roman"/>
           <w:sz w:val="28"/>
+          <w:szCs w:val="28"/>
           <w:color w:val="000000"/>
         </w:rPr>
         <w:t xml:space="preserve">. При спробі додати елемент понад </w:t>
       </w:r>
       <w:r>
         <w:rPr>
-          <w:rFonts w:ascii="Times New Roman" w:hAnsi="Times New Roman"/>
-          <w:sz w:val="28"/>
-          <w:color w:val="000000"/>
+          <w:rFonts w:ascii="Consolas" w:hAnsi="Consolas" w:cs="Consolas"/>
+          <w:sz w:val="28"/>
+          <w:color w:val="1A1A1A"/>
         </w:rPr>
         <w:t xml:space="preserve">Capacity</w:t>
       </w:r>
@@ -1315,15 +1430,16 @@
         <w:rPr>
           <w:rFonts w:ascii="Times New Roman" w:hAnsi="Times New Roman" w:cs="Times New Roman"/>
           <w:sz w:val="28"/>
+          <w:szCs w:val="28"/>
           <w:color w:val="000000"/>
         </w:rPr>
         <w:t xml:space="preserve"> метод </w:t>
       </w:r>
       <w:r>
         <w:rPr>
-          <w:rFonts w:ascii="Times New Roman" w:hAnsi="Times New Roman"/>
-          <w:sz w:val="28"/>
-          <w:color w:val="000000"/>
+          <w:rFonts w:ascii="Consolas" w:hAnsi="Consolas" w:cs="Consolas"/>
+          <w:sz w:val="28"/>
+          <w:color w:val="1A1A1A"/>
         </w:rPr>
         <w:t xml:space="preserve">Push</w:t>
       </w:r>
@@ -1331,15 +1447,16 @@
         <w:rPr>
           <w:rFonts w:ascii="Times New Roman" w:hAnsi="Times New Roman" w:cs="Times New Roman"/>
           <w:sz w:val="28"/>
+          <w:szCs w:val="28"/>
           <w:color w:val="000000"/>
         </w:rPr>
         <w:t xml:space="preserve"> викликає </w:t>
       </w:r>
       <w:r>
         <w:rPr>
-          <w:rFonts w:ascii="Times New Roman" w:hAnsi="Times New Roman"/>
-          <w:sz w:val="28"/>
-          <w:color w:val="000000"/>
+          <w:rFonts w:ascii="Consolas" w:hAnsi="Consolas" w:cs="Consolas"/>
+          <w:sz w:val="28"/>
+          <w:color w:val="1A1A1A"/>
         </w:rPr>
         <w:t xml:space="preserve">OnOverflow(...)</w:t>
       </w:r>
@@ -1347,6 +1464,7 @@
         <w:rPr>
           <w:rFonts w:ascii="Times New Roman" w:hAnsi="Times New Roman" w:cs="Times New Roman"/>
           <w:sz w:val="28"/>
+          <w:szCs w:val="28"/>
           <w:color w:val="000000"/>
         </w:rPr>
         <w:t xml:space="preserve">. На подію одночасно підписано консольний логер та лічильник.</w:t>
@@ -1376,6 +1494,7 @@
           <w:rFonts w:ascii="Times New Roman" w:hAnsi="Times New Roman" w:cs="Times New Roman"/>
           <w:b/>
           <w:sz w:val="28"/>
+          <w:szCs w:val="28"/>
           <w:color w:val="000000"/>
         </w:rPr>
         <w:t xml:space="preserve">Делегати та лямбди:</w:t>
@@ -1384,15 +1503,16 @@
         <w:rPr>
           <w:rFonts w:ascii="Times New Roman" w:hAnsi="Times New Roman" w:cs="Times New Roman"/>
           <w:sz w:val="28"/>
+          <w:szCs w:val="28"/>
           <w:color w:val="000000"/>
         </w:rPr>
         <w:t xml:space="preserve"> Замість створення власних типів делегатів використано стандартні делегати .NET (</w:t>
       </w:r>
       <w:r>
         <w:rPr>
-          <w:rFonts w:ascii="Times New Roman" w:hAnsi="Times New Roman"/>
-          <w:sz w:val="28"/>
-          <w:color w:val="000000"/>
+          <w:rFonts w:ascii="Consolas" w:hAnsi="Consolas" w:cs="Consolas"/>
+          <w:sz w:val="28"/>
+          <w:color w:val="1A1A1A"/>
         </w:rPr>
         <w:t xml:space="preserve">Action&lt;T&gt;</w:t>
       </w:r>
@@ -1400,15 +1520,16 @@
         <w:rPr>
           <w:rFonts w:ascii="Times New Roman" w:hAnsi="Times New Roman" w:cs="Times New Roman"/>
           <w:sz w:val="28"/>
+          <w:szCs w:val="28"/>
           <w:color w:val="000000"/>
         </w:rPr>
         <w:t xml:space="preserve">, </w:t>
       </w:r>
       <w:r>
         <w:rPr>
-          <w:rFonts w:ascii="Times New Roman" w:hAnsi="Times New Roman"/>
-          <w:sz w:val="28"/>
-          <w:color w:val="000000"/>
+          <w:rFonts w:ascii="Consolas" w:hAnsi="Consolas" w:cs="Consolas"/>
+          <w:sz w:val="28"/>
+          <w:color w:val="1A1A1A"/>
         </w:rPr>
         <w:t xml:space="preserve">Func&lt;T, TResult&gt;</w:t>
       </w:r>
@@ -1416,15 +1537,16 @@
         <w:rPr>
           <w:rFonts w:ascii="Times New Roman" w:hAnsi="Times New Roman" w:cs="Times New Roman"/>
           <w:sz w:val="28"/>
+          <w:szCs w:val="28"/>
           <w:color w:val="000000"/>
         </w:rPr>
         <w:t xml:space="preserve">, </w:t>
       </w:r>
       <w:r>
         <w:rPr>
-          <w:rFonts w:ascii="Times New Roman" w:hAnsi="Times New Roman"/>
-          <w:sz w:val="28"/>
-          <w:color w:val="000000"/>
+          <w:rFonts w:ascii="Consolas" w:hAnsi="Consolas" w:cs="Consolas"/>
+          <w:sz w:val="28"/>
+          <w:color w:val="1A1A1A"/>
         </w:rPr>
         <w:t xml:space="preserve">Predicate&lt;T&gt;</w:t>
       </w:r>
@@ -1432,6 +1554,7 @@
         <w:rPr>
           <w:rFonts w:ascii="Times New Roman" w:hAnsi="Times New Roman" w:cs="Times New Roman"/>
           <w:sz w:val="28"/>
+          <w:szCs w:val="28"/>
           <w:color w:val="000000"/>
         </w:rPr>
         <w:t xml:space="preserve">), передані у вигляді лямбда-виразів.</w:t>
@@ -1459,6 +1582,7 @@
           <w:rFonts w:ascii="Times New Roman" w:hAnsi="Times New Roman" w:cs="Times New Roman"/>
           <w:b/>
           <w:sz w:val="28"/>
+          <w:szCs w:val="28"/>
           <w:color w:val="000000"/>
         </w:rPr>
         <w:t xml:space="preserve">4. Порівняння «класичного» методу та лямбда-виразу</w:t>
@@ -1478,6 +1602,7 @@
           <w:rFonts w:ascii="Times New Roman" w:hAnsi="Times New Roman" w:cs="Times New Roman"/>
           <w:b/>
           <w:sz w:val="28"/>
+          <w:szCs w:val="28"/>
           <w:color w:val="000000"/>
         </w:rPr>
         <w:t xml:space="preserve">Порівняльний фрагмент коду:</w:t>
@@ -1485,23 +1610,31 @@
     </w:p>
     <w:tbl>
       <w:tblPr>
-        <w:tblW w:w="5000" w:type="pct"/>
+        <w:tblW w:w="9638" w:type="dxa"/>
+        <w:tblLayout w:type="fixed"/>
         <w:tblBorders>
-          <w:top w:val="single" w:color="CCCCCC" w:sz="4"/>
-          <w:bottom w:val="single" w:color="CCCCCC" w:sz="4"/>
-          <w:left w:val="single" w:color="003366" w:sz="12"/>
-          <w:right w:val="single" w:color="CCCCCC" w:sz="4"/>
+          <w:top w:val="single" w:color="D0D5DD" w:sz="4"/>
+          <w:bottom w:val="single" w:color="D0D5DD" w:sz="4"/>
+          <w:left w:val="single" w:color="003366" w:sz="16"/>
+          <w:right w:val="single" w:color="D0D5DD" w:sz="4"/>
         </w:tblBorders>
         <w:tblCellMar>
-          <w:top w:w="120"/>
-          <w:bottom w:w="120"/>
-          <w:left w:w="180"/>
-          <w:right w:w="180"/>
+          <w:top w:w="100"/>
+          <w:bottom w:w="100"/>
+          <w:left w:w="160"/>
+          <w:right w:w="160"/>
         </w:tblCellMar>
       </w:tblPr>
+      <w:tblGrid>
+        <w:gridCol w:w="9638"/>
+      </w:tblGrid>
       <w:tr>
+        <w:trPr>
+          <w:cantSplit/>
+        </w:trPr>
         <w:tc>
           <w:tcPr>
+            <w:tcW w:w="9638" w:type="dxa"/>
             <w:shd w:val="clear" w:color="auto" w:fill="F8F9FA"/>
           </w:tcPr>
           <w:p>
@@ -1510,9 +1643,10 @@
             </w:pPr>
             <w:r>
               <w:rPr>
-                <w:rFonts w:ascii="Times New Roman" w:hAnsi="Times New Roman" w:eastAsia="Consolas" w:cs="Times New Roman"/>
-                <w:sz w:val="28"/>
-                <w:color w:val="000000"/>
+                <w:rFonts w:ascii="Consolas" w:hAnsi="Consolas" w:eastAsia="Consolas" w:cs="Consolas"/>
+                <w:sz w:val="20"/>
+                <w:szCs w:val="20"/>
+                <w:color w:val="1A1A1A"/>
               </w:rPr>
               <w:t xml:space="preserve">// 1. Класичний підхід: окремий іменований метод</w:t>
             </w:r>
@@ -1523,9 +1657,10 @@
             </w:pPr>
             <w:r>
               <w:rPr>
-                <w:rFonts w:ascii="Times New Roman" w:hAnsi="Times New Roman" w:eastAsia="Consolas" w:cs="Times New Roman"/>
-                <w:sz w:val="28"/>
-                <w:color w:val="000000"/>
+                <w:rFonts w:ascii="Consolas" w:hAnsi="Consolas" w:eastAsia="Consolas" w:cs="Consolas"/>
+                <w:sz w:val="20"/>
+                <w:szCs w:val="20"/>
+                <w:color w:val="1A1A1A"/>
               </w:rPr>
               <w:t xml:space="preserve">public static bool IsEven(int number)</w:t>
             </w:r>
@@ -1536,9 +1671,10 @@
             </w:pPr>
             <w:r>
               <w:rPr>
-                <w:rFonts w:ascii="Times New Roman" w:hAnsi="Times New Roman" w:eastAsia="Consolas" w:cs="Times New Roman"/>
-                <w:sz w:val="28"/>
-                <w:color w:val="000000"/>
+                <w:rFonts w:ascii="Consolas" w:hAnsi="Consolas" w:eastAsia="Consolas" w:cs="Consolas"/>
+                <w:sz w:val="20"/>
+                <w:szCs w:val="20"/>
+                <w:color w:val="1A1A1A"/>
               </w:rPr>
               <w:t xml:space="preserve">{</w:t>
             </w:r>
@@ -1549,9 +1685,10 @@
             </w:pPr>
             <w:r>
               <w:rPr>
-                <w:rFonts w:ascii="Times New Roman" w:hAnsi="Times New Roman" w:eastAsia="Consolas" w:cs="Times New Roman"/>
-                <w:sz w:val="28"/>
-                <w:color w:val="000000"/>
+                <w:rFonts w:ascii="Consolas" w:hAnsi="Consolas" w:eastAsia="Consolas" w:cs="Consolas"/>
+                <w:sz w:val="20"/>
+                <w:szCs w:val="20"/>
+                <w:color w:val="1A1A1A"/>
               </w:rPr>
               <w:t xml:space="preserve">    return number % 2 == 0;</w:t>
             </w:r>
@@ -1562,9 +1699,10 @@
             </w:pPr>
             <w:r>
               <w:rPr>
-                <w:rFonts w:ascii="Times New Roman" w:hAnsi="Times New Roman" w:eastAsia="Consolas" w:cs="Times New Roman"/>
-                <w:sz w:val="28"/>
-                <w:color w:val="000000"/>
+                <w:rFonts w:ascii="Consolas" w:hAnsi="Consolas" w:eastAsia="Consolas" w:cs="Consolas"/>
+                <w:sz w:val="20"/>
+                <w:szCs w:val="20"/>
+                <w:color w:val="1A1A1A"/>
               </w:rPr>
               <w:t xml:space="preserve">}</w:t>
             </w:r>
@@ -1575,9 +1713,10 @@
             </w:pPr>
             <w:r>
               <w:rPr>
-                <w:rFonts w:ascii="Times New Roman" w:hAnsi="Times New Roman" w:eastAsia="Consolas" w:cs="Times New Roman"/>
-                <w:sz w:val="28"/>
-                <w:color w:val="000000"/>
+                <w:rFonts w:ascii="Consolas" w:hAnsi="Consolas" w:eastAsia="Consolas" w:cs="Consolas"/>
+                <w:sz w:val="20"/>
+                <w:szCs w:val="20"/>
+                <w:color w:val="1A1A1A"/>
               </w:rPr>
               <w:t xml:space="preserve"/>
             </w:r>
@@ -1588,9 +1727,10 @@
             </w:pPr>
             <w:r>
               <w:rPr>
-                <w:rFonts w:ascii="Times New Roman" w:hAnsi="Times New Roman" w:eastAsia="Consolas" w:cs="Times New Roman"/>
-                <w:sz w:val="28"/>
-                <w:color w:val="000000"/>
+                <w:rFonts w:ascii="Consolas" w:hAnsi="Consolas" w:eastAsia="Consolas" w:cs="Consolas"/>
+                <w:sz w:val="20"/>
+                <w:szCs w:val="20"/>
+                <w:color w:val="1A1A1A"/>
               </w:rPr>
               <w:t xml:space="preserve">// Виклик із передачею методу як делегата:</w:t>
             </w:r>
@@ -1601,9 +1741,10 @@
             </w:pPr>
             <w:r>
               <w:rPr>
-                <w:rFonts w:ascii="Times New Roman" w:hAnsi="Times New Roman" w:eastAsia="Consolas" w:cs="Times New Roman"/>
-                <w:sz w:val="28"/>
-                <w:color w:val="000000"/>
+                <w:rFonts w:ascii="Consolas" w:hAnsi="Consolas" w:eastAsia="Consolas" w:cs="Consolas"/>
+                <w:sz w:val="20"/>
+                <w:szCs w:val="20"/>
+                <w:color w:val="1A1A1A"/>
               </w:rPr>
               <w:t xml:space="preserve">List&lt;int&gt; evenNumbers1 = stack.FindAll(IsEven);</w:t>
             </w:r>
@@ -1614,9 +1755,10 @@
             </w:pPr>
             <w:r>
               <w:rPr>
-                <w:rFonts w:ascii="Times New Roman" w:hAnsi="Times New Roman" w:eastAsia="Consolas" w:cs="Times New Roman"/>
-                <w:sz w:val="28"/>
-                <w:color w:val="000000"/>
+                <w:rFonts w:ascii="Consolas" w:hAnsi="Consolas" w:eastAsia="Consolas" w:cs="Consolas"/>
+                <w:sz w:val="20"/>
+                <w:szCs w:val="20"/>
+                <w:color w:val="1A1A1A"/>
               </w:rPr>
               <w:t xml:space="preserve"/>
             </w:r>
@@ -1627,9 +1769,10 @@
             </w:pPr>
             <w:r>
               <w:rPr>
-                <w:rFonts w:ascii="Times New Roman" w:hAnsi="Times New Roman" w:eastAsia="Consolas" w:cs="Times New Roman"/>
-                <w:sz w:val="28"/>
-                <w:color w:val="000000"/>
+                <w:rFonts w:ascii="Consolas" w:hAnsi="Consolas" w:eastAsia="Consolas" w:cs="Consolas"/>
+                <w:sz w:val="20"/>
+                <w:szCs w:val="20"/>
+                <w:color w:val="1A1A1A"/>
               </w:rPr>
               <w:t xml:space="preserve"/>
             </w:r>
@@ -1640,9 +1783,10 @@
             </w:pPr>
             <w:r>
               <w:rPr>
-                <w:rFonts w:ascii="Times New Roman" w:hAnsi="Times New Roman" w:eastAsia="Consolas" w:cs="Times New Roman"/>
-                <w:sz w:val="28"/>
-                <w:color w:val="000000"/>
+                <w:rFonts w:ascii="Consolas" w:hAnsi="Consolas" w:eastAsia="Consolas" w:cs="Consolas"/>
+                <w:sz w:val="20"/>
+                <w:szCs w:val="20"/>
+                <w:color w:val="1A1A1A"/>
               </w:rPr>
               <w:t xml:space="preserve">// 2. Сучасний підхід: лямбда-вираз "на місці" (inline)</w:t>
             </w:r>
@@ -1653,9 +1797,10 @@
             </w:pPr>
             <w:r>
               <w:rPr>
-                <w:rFonts w:ascii="Times New Roman" w:hAnsi="Times New Roman" w:eastAsia="Consolas" w:cs="Times New Roman"/>
-                <w:sz w:val="28"/>
-                <w:color w:val="000000"/>
+                <w:rFonts w:ascii="Consolas" w:hAnsi="Consolas" w:eastAsia="Consolas" w:cs="Consolas"/>
+                <w:sz w:val="20"/>
+                <w:szCs w:val="20"/>
+                <w:color w:val="1A1A1A"/>
               </w:rPr>
               <w:t xml:space="preserve">List&lt;int&gt; evenNumbers2 = stack.FindAll(x =&gt; x % 2 == 0);</w:t>
             </w:r>
@@ -1677,6 +1822,7 @@
           <w:rFonts w:ascii="Times New Roman" w:hAnsi="Times New Roman" w:cs="Times New Roman"/>
           <w:b/>
           <w:sz w:val="28"/>
+          <w:szCs w:val="28"/>
           <w:color w:val="000000"/>
         </w:rPr>
         <w:t xml:space="preserve">Пояснення:</w:t>
@@ -1706,6 +1852,7 @@
           <w:rFonts w:ascii="Times New Roman" w:hAnsi="Times New Roman" w:cs="Times New Roman"/>
           <w:b/>
           <w:sz w:val="28"/>
+          <w:szCs w:val="28"/>
           <w:color w:val="000000"/>
         </w:rPr>
         <w:t xml:space="preserve">Іменований метод:</w:t>
@@ -1714,6 +1861,7 @@
         <w:rPr>
           <w:rFonts w:ascii="Times New Roman" w:hAnsi="Times New Roman" w:cs="Times New Roman"/>
           <w:sz w:val="28"/>
+          <w:szCs w:val="28"/>
           <w:color w:val="000000"/>
         </w:rPr>
         <w:t xml:space="preserve"> Доречний, коли логіка складна (більше 3–4 рядків), вимагає детального коментування або викликається з багатьох різних місць програми. Проте він засмічує клас дрібними допоміжними методами.</w:t>
@@ -1743,6 +1891,7 @@
           <w:rFonts w:ascii="Times New Roman" w:hAnsi="Times New Roman" w:cs="Times New Roman"/>
           <w:b/>
           <w:sz w:val="28"/>
+          <w:szCs w:val="28"/>
           <w:color w:val="000000"/>
         </w:rPr>
         <w:t xml:space="preserve">Лямбда-вираз:</w:t>
@@ -1751,6 +1900,7 @@
         <w:rPr>
           <w:rFonts w:ascii="Times New Roman" w:hAnsi="Times New Roman" w:cs="Times New Roman"/>
           <w:sz w:val="28"/>
+          <w:szCs w:val="28"/>
           <w:color w:val="000000"/>
         </w:rPr>
         <w:t xml:space="preserve"> Забезпечує високу лаконічність і локальність коду — логіка критерію фільтрації знаходиться безпосередньо у місці виклику. Крім того, лямбда-вирази здатні виконувати </w:t>
@@ -1760,6 +1910,7 @@
           <w:rFonts w:ascii="Times New Roman" w:hAnsi="Times New Roman" w:cs="Times New Roman"/>
           <w:b/>
           <w:sz w:val="28"/>
+          <w:szCs w:val="28"/>
           <w:color w:val="000000"/>
         </w:rPr>
         <w:t xml:space="preserve">замикання (closures)</w:t>
@@ -1768,15 +1919,16 @@
         <w:rPr>
           <w:rFonts w:ascii="Times New Roman" w:hAnsi="Times New Roman" w:cs="Times New Roman"/>
           <w:sz w:val="28"/>
+          <w:szCs w:val="28"/>
           <w:color w:val="000000"/>
         </w:rPr>
         <w:t xml:space="preserve">, тобто захоплювати локальні змінні зовнішнього контексту (наприклад, поріг </w:t>
       </w:r>
       <w:r>
         <w:rPr>
-          <w:rFonts w:ascii="Times New Roman" w:hAnsi="Times New Roman"/>
-          <w:sz w:val="28"/>
-          <w:color w:val="000000"/>
+          <w:rFonts w:ascii="Consolas" w:hAnsi="Consolas" w:cs="Consolas"/>
+          <w:sz w:val="28"/>
+          <w:color w:val="1A1A1A"/>
         </w:rPr>
         <w:t xml:space="preserve">threshold</w:t>
       </w:r>
@@ -1784,6 +1936,7 @@
         <w:rPr>
           <w:rFonts w:ascii="Times New Roman" w:hAnsi="Times New Roman" w:cs="Times New Roman"/>
           <w:sz w:val="28"/>
+          <w:szCs w:val="28"/>
           <w:color w:val="000000"/>
         </w:rPr>
         <w:t xml:space="preserve">), що неможливо зробити з простим статичним методом без створення додаткового класу-обгортки.</w:t>
@@ -1811,6 +1964,7 @@
           <w:rFonts w:ascii="Times New Roman" w:hAnsi="Times New Roman" w:cs="Times New Roman"/>
           <w:b/>
           <w:sz w:val="28"/>
+          <w:szCs w:val="28"/>
           <w:color w:val="000000"/>
         </w:rPr>
         <w:t xml:space="preserve">5. Лістинги коду</w:t>
@@ -1830,15 +1984,16 @@
           <w:rFonts w:ascii="Times New Roman" w:hAnsi="Times New Roman" w:cs="Times New Roman"/>
           <w:b/>
           <w:sz w:val="28"/>
+          <w:szCs w:val="28"/>
           <w:color w:val="000000"/>
         </w:rPr>
         <w:t xml:space="preserve">5.1. Клас стека (</w:t>
       </w:r>
       <w:r>
         <w:rPr>
-          <w:rFonts w:ascii="Times New Roman" w:hAnsi="Times New Roman"/>
-          <w:sz w:val="28"/>
-          <w:color w:val="000000"/>
+          <w:rFonts w:ascii="Consolas" w:hAnsi="Consolas" w:cs="Consolas"/>
+          <w:sz w:val="28"/>
+          <w:color w:val="1A1A1A"/>
         </w:rPr>
         <w:t xml:space="preserve">Collections/MyStack.cs</w:t>
       </w:r>
@@ -1847,6 +2002,7 @@
           <w:rFonts w:ascii="Times New Roman" w:hAnsi="Times New Roman" w:cs="Times New Roman"/>
           <w:b/>
           <w:sz w:val="28"/>
+          <w:szCs w:val="28"/>
           <w:color w:val="000000"/>
         </w:rPr>
         <w:t xml:space="preserve">)</w:t>
@@ -1854,23 +2010,31 @@
     </w:p>
     <w:tbl>
       <w:tblPr>
-        <w:tblW w:w="5000" w:type="pct"/>
+        <w:tblW w:w="9638" w:type="dxa"/>
+        <w:tblLayout w:type="fixed"/>
         <w:tblBorders>
-          <w:top w:val="single" w:color="CCCCCC" w:sz="4"/>
-          <w:bottom w:val="single" w:color="CCCCCC" w:sz="4"/>
-          <w:left w:val="single" w:color="003366" w:sz="12"/>
-          <w:right w:val="single" w:color="CCCCCC" w:sz="4"/>
+          <w:top w:val="single" w:color="D0D5DD" w:sz="4"/>
+          <w:bottom w:val="single" w:color="D0D5DD" w:sz="4"/>
+          <w:left w:val="single" w:color="003366" w:sz="16"/>
+          <w:right w:val="single" w:color="D0D5DD" w:sz="4"/>
         </w:tblBorders>
         <w:tblCellMar>
-          <w:top w:w="120"/>
-          <w:bottom w:w="120"/>
-          <w:left w:w="180"/>
-          <w:right w:w="180"/>
+          <w:top w:w="100"/>
+          <w:bottom w:w="100"/>
+          <w:left w:w="160"/>
+          <w:right w:w="160"/>
         </w:tblCellMar>
       </w:tblPr>
+      <w:tblGrid>
+        <w:gridCol w:w="9638"/>
+      </w:tblGrid>
       <w:tr>
+        <w:trPr>
+          <w:cantSplit/>
+        </w:trPr>
         <w:tc>
           <w:tcPr>
+            <w:tcW w:w="9638" w:type="dxa"/>
             <w:shd w:val="clear" w:color="auto" w:fill="F8F9FA"/>
           </w:tcPr>
           <w:p>
@@ -1879,9 +2043,10 @@
             </w:pPr>
             <w:r>
               <w:rPr>
-                <w:rFonts w:ascii="Times New Roman" w:hAnsi="Times New Roman" w:eastAsia="Consolas" w:cs="Times New Roman"/>
-                <w:sz w:val="28"/>
-                <w:color w:val="000000"/>
+                <w:rFonts w:ascii="Consolas" w:hAnsi="Consolas" w:eastAsia="Consolas" w:cs="Consolas"/>
+                <w:sz w:val="20"/>
+                <w:szCs w:val="20"/>
+                <w:color w:val="1A1A1A"/>
               </w:rPr>
               <w:t xml:space="preserve">using System;</w:t>
             </w:r>
@@ -1892,9 +2057,10 @@
             </w:pPr>
             <w:r>
               <w:rPr>
-                <w:rFonts w:ascii="Times New Roman" w:hAnsi="Times New Roman" w:eastAsia="Consolas" w:cs="Times New Roman"/>
-                <w:sz w:val="28"/>
-                <w:color w:val="000000"/>
+                <w:rFonts w:ascii="Consolas" w:hAnsi="Consolas" w:eastAsia="Consolas" w:cs="Consolas"/>
+                <w:sz w:val="20"/>
+                <w:szCs w:val="20"/>
+                <w:color w:val="1A1A1A"/>
               </w:rPr>
               <w:t xml:space="preserve">using System.Collections.Generic;</w:t>
             </w:r>
@@ -1905,9 +2071,10 @@
             </w:pPr>
             <w:r>
               <w:rPr>
-                <w:rFonts w:ascii="Times New Roman" w:hAnsi="Times New Roman" w:eastAsia="Consolas" w:cs="Times New Roman"/>
-                <w:sz w:val="28"/>
-                <w:color w:val="000000"/>
+                <w:rFonts w:ascii="Consolas" w:hAnsi="Consolas" w:eastAsia="Consolas" w:cs="Consolas"/>
+                <w:sz w:val="20"/>
+                <w:szCs w:val="20"/>
+                <w:color w:val="1A1A1A"/>
               </w:rPr>
               <w:t xml:space="preserve">using GenericsDelegatesEvents.Events;</w:t>
             </w:r>
@@ -1918,9 +2085,10 @@
             </w:pPr>
             <w:r>
               <w:rPr>
-                <w:rFonts w:ascii="Times New Roman" w:hAnsi="Times New Roman" w:eastAsia="Consolas" w:cs="Times New Roman"/>
-                <w:sz w:val="28"/>
-                <w:color w:val="000000"/>
+                <w:rFonts w:ascii="Consolas" w:hAnsi="Consolas" w:eastAsia="Consolas" w:cs="Consolas"/>
+                <w:sz w:val="20"/>
+                <w:szCs w:val="20"/>
+                <w:color w:val="1A1A1A"/>
               </w:rPr>
               <w:t xml:space="preserve">using GenericsDelegatesEvents.Exceptions;</w:t>
             </w:r>
@@ -1931,9 +2099,10 @@
             </w:pPr>
             <w:r>
               <w:rPr>
-                <w:rFonts w:ascii="Times New Roman" w:hAnsi="Times New Roman" w:eastAsia="Consolas" w:cs="Times New Roman"/>
-                <w:sz w:val="28"/>
-                <w:color w:val="000000"/>
+                <w:rFonts w:ascii="Consolas" w:hAnsi="Consolas" w:eastAsia="Consolas" w:cs="Consolas"/>
+                <w:sz w:val="20"/>
+                <w:szCs w:val="20"/>
+                <w:color w:val="1A1A1A"/>
               </w:rPr>
               <w:t xml:space="preserve"/>
             </w:r>
@@ -1944,9 +2113,10 @@
             </w:pPr>
             <w:r>
               <w:rPr>
-                <w:rFonts w:ascii="Times New Roman" w:hAnsi="Times New Roman" w:eastAsia="Consolas" w:cs="Times New Roman"/>
-                <w:sz w:val="28"/>
-                <w:color w:val="000000"/>
+                <w:rFonts w:ascii="Consolas" w:hAnsi="Consolas" w:eastAsia="Consolas" w:cs="Consolas"/>
+                <w:sz w:val="20"/>
+                <w:szCs w:val="20"/>
+                <w:color w:val="1A1A1A"/>
               </w:rPr>
               <w:t xml:space="preserve">namespace GenericsDelegatesEvents.Collections;</w:t>
             </w:r>
@@ -1957,9 +2127,10 @@
             </w:pPr>
             <w:r>
               <w:rPr>
-                <w:rFonts w:ascii="Times New Roman" w:hAnsi="Times New Roman" w:eastAsia="Consolas" w:cs="Times New Roman"/>
-                <w:sz w:val="28"/>
-                <w:color w:val="000000"/>
+                <w:rFonts w:ascii="Consolas" w:hAnsi="Consolas" w:eastAsia="Consolas" w:cs="Consolas"/>
+                <w:sz w:val="20"/>
+                <w:szCs w:val="20"/>
+                <w:color w:val="1A1A1A"/>
               </w:rPr>
               <w:t xml:space="preserve"/>
             </w:r>
@@ -1970,9 +2141,10 @@
             </w:pPr>
             <w:r>
               <w:rPr>
-                <w:rFonts w:ascii="Times New Roman" w:hAnsi="Times New Roman" w:eastAsia="Consolas" w:cs="Times New Roman"/>
-                <w:sz w:val="28"/>
-                <w:color w:val="000000"/>
+                <w:rFonts w:ascii="Consolas" w:hAnsi="Consolas" w:eastAsia="Consolas" w:cs="Consolas"/>
+                <w:sz w:val="20"/>
+                <w:szCs w:val="20"/>
+                <w:color w:val="1A1A1A"/>
               </w:rPr>
               <w:t xml:space="preserve">public class MyStack&lt;T&gt;</w:t>
             </w:r>
@@ -1983,9 +2155,10 @@
             </w:pPr>
             <w:r>
               <w:rPr>
-                <w:rFonts w:ascii="Times New Roman" w:hAnsi="Times New Roman" w:eastAsia="Consolas" w:cs="Times New Roman"/>
-                <w:sz w:val="28"/>
-                <w:color w:val="000000"/>
+                <w:rFonts w:ascii="Consolas" w:hAnsi="Consolas" w:eastAsia="Consolas" w:cs="Consolas"/>
+                <w:sz w:val="20"/>
+                <w:szCs w:val="20"/>
+                <w:color w:val="1A1A1A"/>
               </w:rPr>
               <w:t xml:space="preserve">{</w:t>
             </w:r>
@@ -1996,9 +2169,10 @@
             </w:pPr>
             <w:r>
               <w:rPr>
-                <w:rFonts w:ascii="Times New Roman" w:hAnsi="Times New Roman" w:eastAsia="Consolas" w:cs="Times New Roman"/>
-                <w:sz w:val="28"/>
-                <w:color w:val="000000"/>
+                <w:rFonts w:ascii="Consolas" w:hAnsi="Consolas" w:eastAsia="Consolas" w:cs="Consolas"/>
+                <w:sz w:val="20"/>
+                <w:szCs w:val="20"/>
+                <w:color w:val="1A1A1A"/>
               </w:rPr>
               <w:t xml:space="preserve">    private readonly List&lt;T&gt; _items;</w:t>
             </w:r>
@@ -2009,9 +2183,10 @@
             </w:pPr>
             <w:r>
               <w:rPr>
-                <w:rFonts w:ascii="Times New Roman" w:hAnsi="Times New Roman" w:eastAsia="Consolas" w:cs="Times New Roman"/>
-                <w:sz w:val="28"/>
-                <w:color w:val="000000"/>
+                <w:rFonts w:ascii="Consolas" w:hAnsi="Consolas" w:eastAsia="Consolas" w:cs="Consolas"/>
+                <w:sz w:val="20"/>
+                <w:szCs w:val="20"/>
+                <w:color w:val="1A1A1A"/>
               </w:rPr>
               <w:t xml:space="preserve">    public int Capacity { get; }</w:t>
             </w:r>
@@ -2022,9 +2197,10 @@
             </w:pPr>
             <w:r>
               <w:rPr>
-                <w:rFonts w:ascii="Times New Roman" w:hAnsi="Times New Roman" w:eastAsia="Consolas" w:cs="Times New Roman"/>
-                <w:sz w:val="28"/>
-                <w:color w:val="000000"/>
+                <w:rFonts w:ascii="Consolas" w:hAnsi="Consolas" w:eastAsia="Consolas" w:cs="Consolas"/>
+                <w:sz w:val="20"/>
+                <w:szCs w:val="20"/>
+                <w:color w:val="1A1A1A"/>
               </w:rPr>
               <w:t xml:space="preserve">    public int Count =&gt; _items.Count;</w:t>
             </w:r>
@@ -2035,9 +2211,10 @@
             </w:pPr>
             <w:r>
               <w:rPr>
-                <w:rFonts w:ascii="Times New Roman" w:hAnsi="Times New Roman" w:eastAsia="Consolas" w:cs="Times New Roman"/>
-                <w:sz w:val="28"/>
-                <w:color w:val="000000"/>
+                <w:rFonts w:ascii="Consolas" w:hAnsi="Consolas" w:eastAsia="Consolas" w:cs="Consolas"/>
+                <w:sz w:val="20"/>
+                <w:szCs w:val="20"/>
+                <w:color w:val="1A1A1A"/>
               </w:rPr>
               <w:t xml:space="preserve">    public bool IsEmpty =&gt; _items.Count == 0;</w:t>
             </w:r>
@@ -2048,9 +2225,10 @@
             </w:pPr>
             <w:r>
               <w:rPr>
-                <w:rFonts w:ascii="Times New Roman" w:hAnsi="Times New Roman" w:eastAsia="Consolas" w:cs="Times New Roman"/>
-                <w:sz w:val="28"/>
-                <w:color w:val="000000"/>
+                <w:rFonts w:ascii="Consolas" w:hAnsi="Consolas" w:eastAsia="Consolas" w:cs="Consolas"/>
+                <w:sz w:val="20"/>
+                <w:szCs w:val="20"/>
+                <w:color w:val="1A1A1A"/>
               </w:rPr>
               <w:t xml:space="preserve">    public bool IsFull =&gt; _items.Count &gt;= Capacity;</w:t>
             </w:r>
@@ -2061,9 +2239,10 @@
             </w:pPr>
             <w:r>
               <w:rPr>
-                <w:rFonts w:ascii="Times New Roman" w:hAnsi="Times New Roman" w:eastAsia="Consolas" w:cs="Times New Roman"/>
-                <w:sz w:val="28"/>
-                <w:color w:val="000000"/>
+                <w:rFonts w:ascii="Consolas" w:hAnsi="Consolas" w:eastAsia="Consolas" w:cs="Consolas"/>
+                <w:sz w:val="20"/>
+                <w:szCs w:val="20"/>
+                <w:color w:val="1A1A1A"/>
               </w:rPr>
               <w:t xml:space="preserve"/>
             </w:r>
@@ -2074,9 +2253,10 @@
             </w:pPr>
             <w:r>
               <w:rPr>
-                <w:rFonts w:ascii="Times New Roman" w:hAnsi="Times New Roman" w:eastAsia="Consolas" w:cs="Times New Roman"/>
-                <w:sz w:val="28"/>
-                <w:color w:val="000000"/>
+                <w:rFonts w:ascii="Consolas" w:hAnsi="Consolas" w:eastAsia="Consolas" w:cs="Consolas"/>
+                <w:sz w:val="20"/>
+                <w:szCs w:val="20"/>
+                <w:color w:val="1A1A1A"/>
               </w:rPr>
               <w:t xml:space="preserve">    public event EventHandler&lt;OverflowEventArgs&lt;T&gt;&gt;? Overflow;</w:t>
             </w:r>
@@ -2087,9 +2267,10 @@
             </w:pPr>
             <w:r>
               <w:rPr>
-                <w:rFonts w:ascii="Times New Roman" w:hAnsi="Times New Roman" w:eastAsia="Consolas" w:cs="Times New Roman"/>
-                <w:sz w:val="28"/>
-                <w:color w:val="000000"/>
+                <w:rFonts w:ascii="Consolas" w:hAnsi="Consolas" w:eastAsia="Consolas" w:cs="Consolas"/>
+                <w:sz w:val="20"/>
+                <w:szCs w:val="20"/>
+                <w:color w:val="1A1A1A"/>
               </w:rPr>
               <w:t xml:space="preserve"/>
             </w:r>
@@ -2100,9 +2281,10 @@
             </w:pPr>
             <w:r>
               <w:rPr>
-                <w:rFonts w:ascii="Times New Roman" w:hAnsi="Times New Roman" w:eastAsia="Consolas" w:cs="Times New Roman"/>
-                <w:sz w:val="28"/>
-                <w:color w:val="000000"/>
+                <w:rFonts w:ascii="Consolas" w:hAnsi="Consolas" w:eastAsia="Consolas" w:cs="Consolas"/>
+                <w:sz w:val="20"/>
+                <w:szCs w:val="20"/>
+                <w:color w:val="1A1A1A"/>
               </w:rPr>
               <w:t xml:space="preserve">    public MyStack(int capacity)</w:t>
             </w:r>
@@ -2113,9 +2295,10 @@
             </w:pPr>
             <w:r>
               <w:rPr>
-                <w:rFonts w:ascii="Times New Roman" w:hAnsi="Times New Roman" w:eastAsia="Consolas" w:cs="Times New Roman"/>
-                <w:sz w:val="28"/>
-                <w:color w:val="000000"/>
+                <w:rFonts w:ascii="Consolas" w:hAnsi="Consolas" w:eastAsia="Consolas" w:cs="Consolas"/>
+                <w:sz w:val="20"/>
+                <w:szCs w:val="20"/>
+                <w:color w:val="1A1A1A"/>
               </w:rPr>
               <w:t xml:space="preserve">    {</w:t>
             </w:r>
@@ -2126,9 +2309,10 @@
             </w:pPr>
             <w:r>
               <w:rPr>
-                <w:rFonts w:ascii="Times New Roman" w:hAnsi="Times New Roman" w:eastAsia="Consolas" w:cs="Times New Roman"/>
-                <w:sz w:val="28"/>
-                <w:color w:val="000000"/>
+                <w:rFonts w:ascii="Consolas" w:hAnsi="Consolas" w:eastAsia="Consolas" w:cs="Consolas"/>
+                <w:sz w:val="20"/>
+                <w:szCs w:val="20"/>
+                <w:color w:val="1A1A1A"/>
               </w:rPr>
               <w:t xml:space="preserve">        if (capacity &lt;= 0) throw new ArgumentOutOfRangeException(nameof(capacity));</w:t>
             </w:r>
@@ -2139,9 +2323,10 @@
             </w:pPr>
             <w:r>
               <w:rPr>
-                <w:rFonts w:ascii="Times New Roman" w:hAnsi="Times New Roman" w:eastAsia="Consolas" w:cs="Times New Roman"/>
-                <w:sz w:val="28"/>
-                <w:color w:val="000000"/>
+                <w:rFonts w:ascii="Consolas" w:hAnsi="Consolas" w:eastAsia="Consolas" w:cs="Consolas"/>
+                <w:sz w:val="20"/>
+                <w:szCs w:val="20"/>
+                <w:color w:val="1A1A1A"/>
               </w:rPr>
               <w:t xml:space="preserve">        Capacity = capacity;</w:t>
             </w:r>
@@ -2152,9 +2337,10 @@
             </w:pPr>
             <w:r>
               <w:rPr>
-                <w:rFonts w:ascii="Times New Roman" w:hAnsi="Times New Roman" w:eastAsia="Consolas" w:cs="Times New Roman"/>
-                <w:sz w:val="28"/>
-                <w:color w:val="000000"/>
+                <w:rFonts w:ascii="Consolas" w:hAnsi="Consolas" w:eastAsia="Consolas" w:cs="Consolas"/>
+                <w:sz w:val="20"/>
+                <w:szCs w:val="20"/>
+                <w:color w:val="1A1A1A"/>
               </w:rPr>
               <w:t xml:space="preserve">        _items = new List&lt;T&gt;(capacity);</w:t>
             </w:r>
@@ -2165,9 +2351,10 @@
             </w:pPr>
             <w:r>
               <w:rPr>
-                <w:rFonts w:ascii="Times New Roman" w:hAnsi="Times New Roman" w:eastAsia="Consolas" w:cs="Times New Roman"/>
-                <w:sz w:val="28"/>
-                <w:color w:val="000000"/>
+                <w:rFonts w:ascii="Consolas" w:hAnsi="Consolas" w:eastAsia="Consolas" w:cs="Consolas"/>
+                <w:sz w:val="20"/>
+                <w:szCs w:val="20"/>
+                <w:color w:val="1A1A1A"/>
               </w:rPr>
               <w:t xml:space="preserve">    }</w:t>
             </w:r>
@@ -2178,9 +2365,10 @@
             </w:pPr>
             <w:r>
               <w:rPr>
-                <w:rFonts w:ascii="Times New Roman" w:hAnsi="Times New Roman" w:eastAsia="Consolas" w:cs="Times New Roman"/>
-                <w:sz w:val="28"/>
-                <w:color w:val="000000"/>
+                <w:rFonts w:ascii="Consolas" w:hAnsi="Consolas" w:eastAsia="Consolas" w:cs="Consolas"/>
+                <w:sz w:val="20"/>
+                <w:szCs w:val="20"/>
+                <w:color w:val="1A1A1A"/>
               </w:rPr>
               <w:t xml:space="preserve"/>
             </w:r>
@@ -2191,9 +2379,10 @@
             </w:pPr>
             <w:r>
               <w:rPr>
-                <w:rFonts w:ascii="Times New Roman" w:hAnsi="Times New Roman" w:eastAsia="Consolas" w:cs="Times New Roman"/>
-                <w:sz w:val="28"/>
-                <w:color w:val="000000"/>
+                <w:rFonts w:ascii="Consolas" w:hAnsi="Consolas" w:eastAsia="Consolas" w:cs="Consolas"/>
+                <w:sz w:val="20"/>
+                <w:szCs w:val="20"/>
+                <w:color w:val="1A1A1A"/>
               </w:rPr>
               <w:t xml:space="preserve">    public bool Push(T item)</w:t>
             </w:r>
@@ -2204,9 +2393,10 @@
             </w:pPr>
             <w:r>
               <w:rPr>
-                <w:rFonts w:ascii="Times New Roman" w:hAnsi="Times New Roman" w:eastAsia="Consolas" w:cs="Times New Roman"/>
-                <w:sz w:val="28"/>
-                <w:color w:val="000000"/>
+                <w:rFonts w:ascii="Consolas" w:hAnsi="Consolas" w:eastAsia="Consolas" w:cs="Consolas"/>
+                <w:sz w:val="20"/>
+                <w:szCs w:val="20"/>
+                <w:color w:val="1A1A1A"/>
               </w:rPr>
               <w:t xml:space="preserve">    {</w:t>
             </w:r>
@@ -2217,9 +2407,10 @@
             </w:pPr>
             <w:r>
               <w:rPr>
-                <w:rFonts w:ascii="Times New Roman" w:hAnsi="Times New Roman" w:eastAsia="Consolas" w:cs="Times New Roman"/>
-                <w:sz w:val="28"/>
-                <w:color w:val="000000"/>
+                <w:rFonts w:ascii="Consolas" w:hAnsi="Consolas" w:eastAsia="Consolas" w:cs="Consolas"/>
+                <w:sz w:val="20"/>
+                <w:szCs w:val="20"/>
+                <w:color w:val="1A1A1A"/>
               </w:rPr>
               <w:t xml:space="preserve">        if (IsFull)</w:t>
             </w:r>
@@ -2230,9 +2421,10 @@
             </w:pPr>
             <w:r>
               <w:rPr>
-                <w:rFonts w:ascii="Times New Roman" w:hAnsi="Times New Roman" w:eastAsia="Consolas" w:cs="Times New Roman"/>
-                <w:sz w:val="28"/>
-                <w:color w:val="000000"/>
+                <w:rFonts w:ascii="Consolas" w:hAnsi="Consolas" w:eastAsia="Consolas" w:cs="Consolas"/>
+                <w:sz w:val="20"/>
+                <w:szCs w:val="20"/>
+                <w:color w:val="1A1A1A"/>
               </w:rPr>
               <w:t xml:space="preserve">        {</w:t>
             </w:r>
@@ -2243,9 +2435,10 @@
             </w:pPr>
             <w:r>
               <w:rPr>
-                <w:rFonts w:ascii="Times New Roman" w:hAnsi="Times New Roman" w:eastAsia="Consolas" w:cs="Times New Roman"/>
-                <w:sz w:val="28"/>
-                <w:color w:val="000000"/>
+                <w:rFonts w:ascii="Consolas" w:hAnsi="Consolas" w:eastAsia="Consolas" w:cs="Consolas"/>
+                <w:sz w:val="20"/>
+                <w:szCs w:val="20"/>
+                <w:color w:val="1A1A1A"/>
               </w:rPr>
               <w:t xml:space="preserve">            Overflow?.Invoke(this, new OverflowEventArgs&lt;T&gt;(item, Capacity));</w:t>
             </w:r>
@@ -2256,9 +2449,10 @@
             </w:pPr>
             <w:r>
               <w:rPr>
-                <w:rFonts w:ascii="Times New Roman" w:hAnsi="Times New Roman" w:eastAsia="Consolas" w:cs="Times New Roman"/>
-                <w:sz w:val="28"/>
-                <w:color w:val="000000"/>
+                <w:rFonts w:ascii="Consolas" w:hAnsi="Consolas" w:eastAsia="Consolas" w:cs="Consolas"/>
+                <w:sz w:val="20"/>
+                <w:szCs w:val="20"/>
+                <w:color w:val="1A1A1A"/>
               </w:rPr>
               <w:t xml:space="preserve">            return false;</w:t>
             </w:r>
@@ -2269,9 +2463,10 @@
             </w:pPr>
             <w:r>
               <w:rPr>
-                <w:rFonts w:ascii="Times New Roman" w:hAnsi="Times New Roman" w:eastAsia="Consolas" w:cs="Times New Roman"/>
-                <w:sz w:val="28"/>
-                <w:color w:val="000000"/>
+                <w:rFonts w:ascii="Consolas" w:hAnsi="Consolas" w:eastAsia="Consolas" w:cs="Consolas"/>
+                <w:sz w:val="20"/>
+                <w:szCs w:val="20"/>
+                <w:color w:val="1A1A1A"/>
               </w:rPr>
               <w:t xml:space="preserve">        }</w:t>
             </w:r>
@@ -2282,9 +2477,10 @@
             </w:pPr>
             <w:r>
               <w:rPr>
-                <w:rFonts w:ascii="Times New Roman" w:hAnsi="Times New Roman" w:eastAsia="Consolas" w:cs="Times New Roman"/>
-                <w:sz w:val="28"/>
-                <w:color w:val="000000"/>
+                <w:rFonts w:ascii="Consolas" w:hAnsi="Consolas" w:eastAsia="Consolas" w:cs="Consolas"/>
+                <w:sz w:val="20"/>
+                <w:szCs w:val="20"/>
+                <w:color w:val="1A1A1A"/>
               </w:rPr>
               <w:t xml:space="preserve">        _items.Add(item);</w:t>
             </w:r>
@@ -2295,9 +2491,10 @@
             </w:pPr>
             <w:r>
               <w:rPr>
-                <w:rFonts w:ascii="Times New Roman" w:hAnsi="Times New Roman" w:eastAsia="Consolas" w:cs="Times New Roman"/>
-                <w:sz w:val="28"/>
-                <w:color w:val="000000"/>
+                <w:rFonts w:ascii="Consolas" w:hAnsi="Consolas" w:eastAsia="Consolas" w:cs="Consolas"/>
+                <w:sz w:val="20"/>
+                <w:szCs w:val="20"/>
+                <w:color w:val="1A1A1A"/>
               </w:rPr>
               <w:t xml:space="preserve">        return true;</w:t>
             </w:r>
@@ -2308,9 +2505,10 @@
             </w:pPr>
             <w:r>
               <w:rPr>
-                <w:rFonts w:ascii="Times New Roman" w:hAnsi="Times New Roman" w:eastAsia="Consolas" w:cs="Times New Roman"/>
-                <w:sz w:val="28"/>
-                <w:color w:val="000000"/>
+                <w:rFonts w:ascii="Consolas" w:hAnsi="Consolas" w:eastAsia="Consolas" w:cs="Consolas"/>
+                <w:sz w:val="20"/>
+                <w:szCs w:val="20"/>
+                <w:color w:val="1A1A1A"/>
               </w:rPr>
               <w:t xml:space="preserve">    }</w:t>
             </w:r>
@@ -2321,9 +2519,10 @@
             </w:pPr>
             <w:r>
               <w:rPr>
-                <w:rFonts w:ascii="Times New Roman" w:hAnsi="Times New Roman" w:eastAsia="Consolas" w:cs="Times New Roman"/>
-                <w:sz w:val="28"/>
-                <w:color w:val="000000"/>
+                <w:rFonts w:ascii="Consolas" w:hAnsi="Consolas" w:eastAsia="Consolas" w:cs="Consolas"/>
+                <w:sz w:val="20"/>
+                <w:szCs w:val="20"/>
+                <w:color w:val="1A1A1A"/>
               </w:rPr>
               <w:t xml:space="preserve"/>
             </w:r>
@@ -2334,9 +2533,10 @@
             </w:pPr>
             <w:r>
               <w:rPr>
-                <w:rFonts w:ascii="Times New Roman" w:hAnsi="Times New Roman" w:eastAsia="Consolas" w:cs="Times New Roman"/>
-                <w:sz w:val="28"/>
-                <w:color w:val="000000"/>
+                <w:rFonts w:ascii="Consolas" w:hAnsi="Consolas" w:eastAsia="Consolas" w:cs="Consolas"/>
+                <w:sz w:val="20"/>
+                <w:szCs w:val="20"/>
+                <w:color w:val="1A1A1A"/>
               </w:rPr>
               <w:t xml:space="preserve">    public T Pop()</w:t>
             </w:r>
@@ -2347,9 +2547,10 @@
             </w:pPr>
             <w:r>
               <w:rPr>
-                <w:rFonts w:ascii="Times New Roman" w:hAnsi="Times New Roman" w:eastAsia="Consolas" w:cs="Times New Roman"/>
-                <w:sz w:val="28"/>
-                <w:color w:val="000000"/>
+                <w:rFonts w:ascii="Consolas" w:hAnsi="Consolas" w:eastAsia="Consolas" w:cs="Consolas"/>
+                <w:sz w:val="20"/>
+                <w:szCs w:val="20"/>
+                <w:color w:val="1A1A1A"/>
               </w:rPr>
               <w:t xml:space="preserve">    {</w:t>
             </w:r>
@@ -2360,9 +2561,10 @@
             </w:pPr>
             <w:r>
               <w:rPr>
-                <w:rFonts w:ascii="Times New Roman" w:hAnsi="Times New Roman" w:eastAsia="Consolas" w:cs="Times New Roman"/>
-                <w:sz w:val="28"/>
-                <w:color w:val="000000"/>
+                <w:rFonts w:ascii="Consolas" w:hAnsi="Consolas" w:eastAsia="Consolas" w:cs="Consolas"/>
+                <w:sz w:val="20"/>
+                <w:szCs w:val="20"/>
+                <w:color w:val="1A1A1A"/>
               </w:rPr>
               <w:t xml:space="preserve">        if (IsEmpty) throw new EmptyStackException("Неможливо виконати Pop: стек порожній.");</w:t>
             </w:r>
@@ -2373,9 +2575,10 @@
             </w:pPr>
             <w:r>
               <w:rPr>
-                <w:rFonts w:ascii="Times New Roman" w:hAnsi="Times New Roman" w:eastAsia="Consolas" w:cs="Times New Roman"/>
-                <w:sz w:val="28"/>
-                <w:color w:val="000000"/>
+                <w:rFonts w:ascii="Consolas" w:hAnsi="Consolas" w:eastAsia="Consolas" w:cs="Consolas"/>
+                <w:sz w:val="20"/>
+                <w:szCs w:val="20"/>
+                <w:color w:val="1A1A1A"/>
               </w:rPr>
               <w:t xml:space="preserve">        int lastIndex = _items.Count - 1;</w:t>
             </w:r>
@@ -2386,9 +2589,10 @@
             </w:pPr>
             <w:r>
               <w:rPr>
-                <w:rFonts w:ascii="Times New Roman" w:hAnsi="Times New Roman" w:eastAsia="Consolas" w:cs="Times New Roman"/>
-                <w:sz w:val="28"/>
-                <w:color w:val="000000"/>
+                <w:rFonts w:ascii="Consolas" w:hAnsi="Consolas" w:eastAsia="Consolas" w:cs="Consolas"/>
+                <w:sz w:val="20"/>
+                <w:szCs w:val="20"/>
+                <w:color w:val="1A1A1A"/>
               </w:rPr>
               <w:t xml:space="preserve">        T item = _items[lastIndex];</w:t>
             </w:r>
@@ -2399,9 +2603,10 @@
             </w:pPr>
             <w:r>
               <w:rPr>
-                <w:rFonts w:ascii="Times New Roman" w:hAnsi="Times New Roman" w:eastAsia="Consolas" w:cs="Times New Roman"/>
-                <w:sz w:val="28"/>
-                <w:color w:val="000000"/>
+                <w:rFonts w:ascii="Consolas" w:hAnsi="Consolas" w:eastAsia="Consolas" w:cs="Consolas"/>
+                <w:sz w:val="20"/>
+                <w:szCs w:val="20"/>
+                <w:color w:val="1A1A1A"/>
               </w:rPr>
               <w:t xml:space="preserve">        _items.RemoveAt(lastIndex);</w:t>
             </w:r>
@@ -2412,9 +2617,10 @@
             </w:pPr>
             <w:r>
               <w:rPr>
-                <w:rFonts w:ascii="Times New Roman" w:hAnsi="Times New Roman" w:eastAsia="Consolas" w:cs="Times New Roman"/>
-                <w:sz w:val="28"/>
-                <w:color w:val="000000"/>
+                <w:rFonts w:ascii="Consolas" w:hAnsi="Consolas" w:eastAsia="Consolas" w:cs="Consolas"/>
+                <w:sz w:val="20"/>
+                <w:szCs w:val="20"/>
+                <w:color w:val="1A1A1A"/>
               </w:rPr>
               <w:t xml:space="preserve">        return item;</w:t>
             </w:r>
@@ -2425,9 +2631,10 @@
             </w:pPr>
             <w:r>
               <w:rPr>
-                <w:rFonts w:ascii="Times New Roman" w:hAnsi="Times New Roman" w:eastAsia="Consolas" w:cs="Times New Roman"/>
-                <w:sz w:val="28"/>
-                <w:color w:val="000000"/>
+                <w:rFonts w:ascii="Consolas" w:hAnsi="Consolas" w:eastAsia="Consolas" w:cs="Consolas"/>
+                <w:sz w:val="20"/>
+                <w:szCs w:val="20"/>
+                <w:color w:val="1A1A1A"/>
               </w:rPr>
               <w:t xml:space="preserve">    }</w:t>
             </w:r>
@@ -2438,9 +2645,10 @@
             </w:pPr>
             <w:r>
               <w:rPr>
-                <w:rFonts w:ascii="Times New Roman" w:hAnsi="Times New Roman" w:eastAsia="Consolas" w:cs="Times New Roman"/>
-                <w:sz w:val="28"/>
-                <w:color w:val="000000"/>
+                <w:rFonts w:ascii="Consolas" w:hAnsi="Consolas" w:eastAsia="Consolas" w:cs="Consolas"/>
+                <w:sz w:val="20"/>
+                <w:szCs w:val="20"/>
+                <w:color w:val="1A1A1A"/>
               </w:rPr>
               <w:t xml:space="preserve"/>
             </w:r>
@@ -2451,9 +2659,10 @@
             </w:pPr>
             <w:r>
               <w:rPr>
-                <w:rFonts w:ascii="Times New Roman" w:hAnsi="Times New Roman" w:eastAsia="Consolas" w:cs="Times New Roman"/>
-                <w:sz w:val="28"/>
-                <w:color w:val="000000"/>
+                <w:rFonts w:ascii="Consolas" w:hAnsi="Consolas" w:eastAsia="Consolas" w:cs="Consolas"/>
+                <w:sz w:val="20"/>
+                <w:szCs w:val="20"/>
+                <w:color w:val="1A1A1A"/>
               </w:rPr>
               <w:t xml:space="preserve">    public T Peek()</w:t>
             </w:r>
@@ -2464,9 +2673,10 @@
             </w:pPr>
             <w:r>
               <w:rPr>
-                <w:rFonts w:ascii="Times New Roman" w:hAnsi="Times New Roman" w:eastAsia="Consolas" w:cs="Times New Roman"/>
-                <w:sz w:val="28"/>
-                <w:color w:val="000000"/>
+                <w:rFonts w:ascii="Consolas" w:hAnsi="Consolas" w:eastAsia="Consolas" w:cs="Consolas"/>
+                <w:sz w:val="20"/>
+                <w:szCs w:val="20"/>
+                <w:color w:val="1A1A1A"/>
               </w:rPr>
               <w:t xml:space="preserve">    {</w:t>
             </w:r>
@@ -2477,9 +2687,10 @@
             </w:pPr>
             <w:r>
               <w:rPr>
-                <w:rFonts w:ascii="Times New Roman" w:hAnsi="Times New Roman" w:eastAsia="Consolas" w:cs="Times New Roman"/>
-                <w:sz w:val="28"/>
-                <w:color w:val="000000"/>
+                <w:rFonts w:ascii="Consolas" w:hAnsi="Consolas" w:eastAsia="Consolas" w:cs="Consolas"/>
+                <w:sz w:val="20"/>
+                <w:szCs w:val="20"/>
+                <w:color w:val="1A1A1A"/>
               </w:rPr>
               <w:t xml:space="preserve">        if (IsEmpty) throw new EmptyStackException("Неможливо виконати Peek: стек порожній.");</w:t>
             </w:r>
@@ -2490,9 +2701,10 @@
             </w:pPr>
             <w:r>
               <w:rPr>
-                <w:rFonts w:ascii="Times New Roman" w:hAnsi="Times New Roman" w:eastAsia="Consolas" w:cs="Times New Roman"/>
-                <w:sz w:val="28"/>
-                <w:color w:val="000000"/>
+                <w:rFonts w:ascii="Consolas" w:hAnsi="Consolas" w:eastAsia="Consolas" w:cs="Consolas"/>
+                <w:sz w:val="20"/>
+                <w:szCs w:val="20"/>
+                <w:color w:val="1A1A1A"/>
               </w:rPr>
               <w:t xml:space="preserve">        return _items[^1];</w:t>
             </w:r>
@@ -2503,9 +2715,10 @@
             </w:pPr>
             <w:r>
               <w:rPr>
-                <w:rFonts w:ascii="Times New Roman" w:hAnsi="Times New Roman" w:eastAsia="Consolas" w:cs="Times New Roman"/>
-                <w:sz w:val="28"/>
-                <w:color w:val="000000"/>
+                <w:rFonts w:ascii="Consolas" w:hAnsi="Consolas" w:eastAsia="Consolas" w:cs="Consolas"/>
+                <w:sz w:val="20"/>
+                <w:szCs w:val="20"/>
+                <w:color w:val="1A1A1A"/>
               </w:rPr>
               <w:t xml:space="preserve">    }</w:t>
             </w:r>
@@ -2516,9 +2729,10 @@
             </w:pPr>
             <w:r>
               <w:rPr>
-                <w:rFonts w:ascii="Times New Roman" w:hAnsi="Times New Roman" w:eastAsia="Consolas" w:cs="Times New Roman"/>
-                <w:sz w:val="28"/>
-                <w:color w:val="000000"/>
+                <w:rFonts w:ascii="Consolas" w:hAnsi="Consolas" w:eastAsia="Consolas" w:cs="Consolas"/>
+                <w:sz w:val="20"/>
+                <w:szCs w:val="20"/>
+                <w:color w:val="1A1A1A"/>
               </w:rPr>
               <w:t xml:space="preserve"/>
             </w:r>
@@ -2529,9 +2743,10 @@
             </w:pPr>
             <w:r>
               <w:rPr>
-                <w:rFonts w:ascii="Times New Roman" w:hAnsi="Times New Roman" w:eastAsia="Consolas" w:cs="Times New Roman"/>
-                <w:sz w:val="28"/>
-                <w:color w:val="000000"/>
+                <w:rFonts w:ascii="Consolas" w:hAnsi="Consolas" w:eastAsia="Consolas" w:cs="Consolas"/>
+                <w:sz w:val="20"/>
+                <w:szCs w:val="20"/>
+                <w:color w:val="1A1A1A"/>
               </w:rPr>
               <w:t xml:space="preserve">    public List&lt;T&gt; FindAll(Predicate&lt;T&gt; match)</w:t>
             </w:r>
@@ -2542,9 +2757,10 @@
             </w:pPr>
             <w:r>
               <w:rPr>
-                <w:rFonts w:ascii="Times New Roman" w:hAnsi="Times New Roman" w:eastAsia="Consolas" w:cs="Times New Roman"/>
-                <w:sz w:val="28"/>
-                <w:color w:val="000000"/>
+                <w:rFonts w:ascii="Consolas" w:hAnsi="Consolas" w:eastAsia="Consolas" w:cs="Consolas"/>
+                <w:sz w:val="20"/>
+                <w:szCs w:val="20"/>
+                <w:color w:val="1A1A1A"/>
               </w:rPr>
               <w:t xml:space="preserve">    {</w:t>
             </w:r>
@@ -2555,9 +2771,10 @@
             </w:pPr>
             <w:r>
               <w:rPr>
-                <w:rFonts w:ascii="Times New Roman" w:hAnsi="Times New Roman" w:eastAsia="Consolas" w:cs="Times New Roman"/>
-                <w:sz w:val="28"/>
-                <w:color w:val="000000"/>
+                <w:rFonts w:ascii="Consolas" w:hAnsi="Consolas" w:eastAsia="Consolas" w:cs="Consolas"/>
+                <w:sz w:val="20"/>
+                <w:szCs w:val="20"/>
+                <w:color w:val="1A1A1A"/>
               </w:rPr>
               <w:t xml:space="preserve">        var result = new List&lt;T&gt;();</w:t>
             </w:r>
@@ -2568,9 +2785,10 @@
             </w:pPr>
             <w:r>
               <w:rPr>
-                <w:rFonts w:ascii="Times New Roman" w:hAnsi="Times New Roman" w:eastAsia="Consolas" w:cs="Times New Roman"/>
-                <w:sz w:val="28"/>
-                <w:color w:val="000000"/>
+                <w:rFonts w:ascii="Consolas" w:hAnsi="Consolas" w:eastAsia="Consolas" w:cs="Consolas"/>
+                <w:sz w:val="20"/>
+                <w:szCs w:val="20"/>
+                <w:color w:val="1A1A1A"/>
               </w:rPr>
               <w:t xml:space="preserve">        for (int i = _items.Count - 1; i &gt;= 0; i--)</w:t>
             </w:r>
@@ -2581,9 +2799,10 @@
             </w:pPr>
             <w:r>
               <w:rPr>
-                <w:rFonts w:ascii="Times New Roman" w:hAnsi="Times New Roman" w:eastAsia="Consolas" w:cs="Times New Roman"/>
-                <w:sz w:val="28"/>
-                <w:color w:val="000000"/>
+                <w:rFonts w:ascii="Consolas" w:hAnsi="Consolas" w:eastAsia="Consolas" w:cs="Consolas"/>
+                <w:sz w:val="20"/>
+                <w:szCs w:val="20"/>
+                <w:color w:val="1A1A1A"/>
               </w:rPr>
               <w:t xml:space="preserve">            if (match(_items[i])) result.Add(_items[i]);</w:t>
             </w:r>
@@ -2594,9 +2813,10 @@
             </w:pPr>
             <w:r>
               <w:rPr>
-                <w:rFonts w:ascii="Times New Roman" w:hAnsi="Times New Roman" w:eastAsia="Consolas" w:cs="Times New Roman"/>
-                <w:sz w:val="28"/>
-                <w:color w:val="000000"/>
+                <w:rFonts w:ascii="Consolas" w:hAnsi="Consolas" w:eastAsia="Consolas" w:cs="Consolas"/>
+                <w:sz w:val="20"/>
+                <w:szCs w:val="20"/>
+                <w:color w:val="1A1A1A"/>
               </w:rPr>
               <w:t xml:space="preserve">        return result;</w:t>
             </w:r>
@@ -2607,9 +2827,10 @@
             </w:pPr>
             <w:r>
               <w:rPr>
-                <w:rFonts w:ascii="Times New Roman" w:hAnsi="Times New Roman" w:eastAsia="Consolas" w:cs="Times New Roman"/>
-                <w:sz w:val="28"/>
-                <w:color w:val="000000"/>
+                <w:rFonts w:ascii="Consolas" w:hAnsi="Consolas" w:eastAsia="Consolas" w:cs="Consolas"/>
+                <w:sz w:val="20"/>
+                <w:szCs w:val="20"/>
+                <w:color w:val="1A1A1A"/>
               </w:rPr>
               <w:t xml:space="preserve">    }</w:t>
             </w:r>
@@ -2620,9 +2841,10 @@
             </w:pPr>
             <w:r>
               <w:rPr>
-                <w:rFonts w:ascii="Times New Roman" w:hAnsi="Times New Roman" w:eastAsia="Consolas" w:cs="Times New Roman"/>
-                <w:sz w:val="28"/>
-                <w:color w:val="000000"/>
+                <w:rFonts w:ascii="Consolas" w:hAnsi="Consolas" w:eastAsia="Consolas" w:cs="Consolas"/>
+                <w:sz w:val="20"/>
+                <w:szCs w:val="20"/>
+                <w:color w:val="1A1A1A"/>
               </w:rPr>
               <w:t xml:space="preserve"/>
             </w:r>
@@ -2633,9 +2855,10 @@
             </w:pPr>
             <w:r>
               <w:rPr>
-                <w:rFonts w:ascii="Times New Roman" w:hAnsi="Times New Roman" w:eastAsia="Consolas" w:cs="Times New Roman"/>
-                <w:sz w:val="28"/>
-                <w:color w:val="000000"/>
+                <w:rFonts w:ascii="Consolas" w:hAnsi="Consolas" w:eastAsia="Consolas" w:cs="Consolas"/>
+                <w:sz w:val="20"/>
+                <w:szCs w:val="20"/>
+                <w:color w:val="1A1A1A"/>
               </w:rPr>
               <w:t xml:space="preserve">    public int CountWhere(Func&lt;T, bool&gt; predicate)</w:t>
             </w:r>
@@ -2646,9 +2869,10 @@
             </w:pPr>
             <w:r>
               <w:rPr>
-                <w:rFonts w:ascii="Times New Roman" w:hAnsi="Times New Roman" w:eastAsia="Consolas" w:cs="Times New Roman"/>
-                <w:sz w:val="28"/>
-                <w:color w:val="000000"/>
+                <w:rFonts w:ascii="Consolas" w:hAnsi="Consolas" w:eastAsia="Consolas" w:cs="Consolas"/>
+                <w:sz w:val="20"/>
+                <w:szCs w:val="20"/>
+                <w:color w:val="1A1A1A"/>
               </w:rPr>
               <w:t xml:space="preserve">    {</w:t>
             </w:r>
@@ -2659,9 +2883,10 @@
             </w:pPr>
             <w:r>
               <w:rPr>
-                <w:rFonts w:ascii="Times New Roman" w:hAnsi="Times New Roman" w:eastAsia="Consolas" w:cs="Times New Roman"/>
-                <w:sz w:val="28"/>
-                <w:color w:val="000000"/>
+                <w:rFonts w:ascii="Consolas" w:hAnsi="Consolas" w:eastAsia="Consolas" w:cs="Consolas"/>
+                <w:sz w:val="20"/>
+                <w:szCs w:val="20"/>
+                <w:color w:val="1A1A1A"/>
               </w:rPr>
               <w:t xml:space="preserve">        int count = 0;</w:t>
             </w:r>
@@ -2672,9 +2897,10 @@
             </w:pPr>
             <w:r>
               <w:rPr>
-                <w:rFonts w:ascii="Times New Roman" w:hAnsi="Times New Roman" w:eastAsia="Consolas" w:cs="Times New Roman"/>
-                <w:sz w:val="28"/>
-                <w:color w:val="000000"/>
+                <w:rFonts w:ascii="Consolas" w:hAnsi="Consolas" w:eastAsia="Consolas" w:cs="Consolas"/>
+                <w:sz w:val="20"/>
+                <w:szCs w:val="20"/>
+                <w:color w:val="1A1A1A"/>
               </w:rPr>
               <w:t xml:space="preserve">        foreach (T item in _items) if (predicate(item)) count++;</w:t>
             </w:r>
@@ -2685,9 +2911,10 @@
             </w:pPr>
             <w:r>
               <w:rPr>
-                <w:rFonts w:ascii="Times New Roman" w:hAnsi="Times New Roman" w:eastAsia="Consolas" w:cs="Times New Roman"/>
-                <w:sz w:val="28"/>
-                <w:color w:val="000000"/>
+                <w:rFonts w:ascii="Consolas" w:hAnsi="Consolas" w:eastAsia="Consolas" w:cs="Consolas"/>
+                <w:sz w:val="20"/>
+                <w:szCs w:val="20"/>
+                <w:color w:val="1A1A1A"/>
               </w:rPr>
               <w:t xml:space="preserve">        return count;</w:t>
             </w:r>
@@ -2698,9 +2925,10 @@
             </w:pPr>
             <w:r>
               <w:rPr>
-                <w:rFonts w:ascii="Times New Roman" w:hAnsi="Times New Roman" w:eastAsia="Consolas" w:cs="Times New Roman"/>
-                <w:sz w:val="28"/>
-                <w:color w:val="000000"/>
+                <w:rFonts w:ascii="Consolas" w:hAnsi="Consolas" w:eastAsia="Consolas" w:cs="Consolas"/>
+                <w:sz w:val="20"/>
+                <w:szCs w:val="20"/>
+                <w:color w:val="1A1A1A"/>
               </w:rPr>
               <w:t xml:space="preserve">    }</w:t>
             </w:r>
@@ -2711,9 +2939,10 @@
             </w:pPr>
             <w:r>
               <w:rPr>
-                <w:rFonts w:ascii="Times New Roman" w:hAnsi="Times New Roman" w:eastAsia="Consolas" w:cs="Times New Roman"/>
-                <w:sz w:val="28"/>
-                <w:color w:val="000000"/>
+                <w:rFonts w:ascii="Consolas" w:hAnsi="Consolas" w:eastAsia="Consolas" w:cs="Consolas"/>
+                <w:sz w:val="20"/>
+                <w:szCs w:val="20"/>
+                <w:color w:val="1A1A1A"/>
               </w:rPr>
               <w:t xml:space="preserve"/>
             </w:r>
@@ -2724,9 +2953,10 @@
             </w:pPr>
             <w:r>
               <w:rPr>
-                <w:rFonts w:ascii="Times New Roman" w:hAnsi="Times New Roman" w:eastAsia="Consolas" w:cs="Times New Roman"/>
-                <w:sz w:val="28"/>
-                <w:color w:val="000000"/>
+                <w:rFonts w:ascii="Consolas" w:hAnsi="Consolas" w:eastAsia="Consolas" w:cs="Consolas"/>
+                <w:sz w:val="20"/>
+                <w:szCs w:val="20"/>
+                <w:color w:val="1A1A1A"/>
               </w:rPr>
               <w:t xml:space="preserve">    public void ForEach(Action&lt;T&gt; action)</w:t>
             </w:r>
@@ -2737,9 +2967,10 @@
             </w:pPr>
             <w:r>
               <w:rPr>
-                <w:rFonts w:ascii="Times New Roman" w:hAnsi="Times New Roman" w:eastAsia="Consolas" w:cs="Times New Roman"/>
-                <w:sz w:val="28"/>
-                <w:color w:val="000000"/>
+                <w:rFonts w:ascii="Consolas" w:hAnsi="Consolas" w:eastAsia="Consolas" w:cs="Consolas"/>
+                <w:sz w:val="20"/>
+                <w:szCs w:val="20"/>
+                <w:color w:val="1A1A1A"/>
               </w:rPr>
               <w:t xml:space="preserve">    {</w:t>
             </w:r>
@@ -2750,9 +2981,10 @@
             </w:pPr>
             <w:r>
               <w:rPr>
-                <w:rFonts w:ascii="Times New Roman" w:hAnsi="Times New Roman" w:eastAsia="Consolas" w:cs="Times New Roman"/>
-                <w:sz w:val="28"/>
-                <w:color w:val="000000"/>
+                <w:rFonts w:ascii="Consolas" w:hAnsi="Consolas" w:eastAsia="Consolas" w:cs="Consolas"/>
+                <w:sz w:val="20"/>
+                <w:szCs w:val="20"/>
+                <w:color w:val="1A1A1A"/>
               </w:rPr>
               <w:t xml:space="preserve">        for (int i = _items.Count - 1; i &gt;= 0; i--) action(_items[i]);</w:t>
             </w:r>
@@ -2763,9 +2995,10 @@
             </w:pPr>
             <w:r>
               <w:rPr>
-                <w:rFonts w:ascii="Times New Roman" w:hAnsi="Times New Roman" w:eastAsia="Consolas" w:cs="Times New Roman"/>
-                <w:sz w:val="28"/>
-                <w:color w:val="000000"/>
+                <w:rFonts w:ascii="Consolas" w:hAnsi="Consolas" w:eastAsia="Consolas" w:cs="Consolas"/>
+                <w:sz w:val="20"/>
+                <w:szCs w:val="20"/>
+                <w:color w:val="1A1A1A"/>
               </w:rPr>
               <w:t xml:space="preserve">    }</w:t>
             </w:r>
@@ -2776,9 +3009,10 @@
             </w:pPr>
             <w:r>
               <w:rPr>
-                <w:rFonts w:ascii="Times New Roman" w:hAnsi="Times New Roman" w:eastAsia="Consolas" w:cs="Times New Roman"/>
-                <w:sz w:val="28"/>
-                <w:color w:val="000000"/>
+                <w:rFonts w:ascii="Consolas" w:hAnsi="Consolas" w:eastAsia="Consolas" w:cs="Consolas"/>
+                <w:sz w:val="20"/>
+                <w:szCs w:val="20"/>
+                <w:color w:val="1A1A1A"/>
               </w:rPr>
               <w:t xml:space="preserve">}</w:t>
             </w:r>
@@ -2808,6 +3042,7 @@
           <w:rFonts w:ascii="Times New Roman" w:hAnsi="Times New Roman" w:cs="Times New Roman"/>
           <w:b/>
           <w:sz w:val="28"/>
+          <w:szCs w:val="28"/>
           <w:color w:val="000000"/>
         </w:rPr>
         <w:t xml:space="preserve">6. Зразки консольного виведення</w:t>
@@ -2827,6 +3062,7 @@
           <w:rFonts w:ascii="Times New Roman" w:hAnsi="Times New Roman" w:cs="Times New Roman"/>
           <w:b/>
           <w:sz w:val="28"/>
+          <w:szCs w:val="28"/>
           <w:color w:val="000000"/>
         </w:rPr>
         <w:t xml:space="preserve">6.1. Додавання елементів та спрацювання події переповнення</w:t>
@@ -2834,23 +3070,31 @@
     </w:p>
     <w:tbl>
       <w:tblPr>
-        <w:tblW w:w="5000" w:type="pct"/>
+        <w:tblW w:w="9638" w:type="dxa"/>
+        <w:tblLayout w:type="fixed"/>
         <w:tblBorders>
-          <w:top w:val="single" w:color="CCCCCC" w:sz="4"/>
-          <w:bottom w:val="single" w:color="CCCCCC" w:sz="4"/>
-          <w:left w:val="single" w:color="003366" w:sz="12"/>
-          <w:right w:val="single" w:color="CCCCCC" w:sz="4"/>
+          <w:top w:val="single" w:color="D0D5DD" w:sz="4"/>
+          <w:bottom w:val="single" w:color="D0D5DD" w:sz="4"/>
+          <w:left w:val="single" w:color="003366" w:sz="16"/>
+          <w:right w:val="single" w:color="D0D5DD" w:sz="4"/>
         </w:tblBorders>
         <w:tblCellMar>
-          <w:top w:w="120"/>
-          <w:bottom w:w="120"/>
-          <w:left w:w="180"/>
-          <w:right w:w="180"/>
+          <w:top w:w="100"/>
+          <w:bottom w:w="100"/>
+          <w:left w:w="160"/>
+          <w:right w:w="160"/>
         </w:tblCellMar>
       </w:tblPr>
+      <w:tblGrid>
+        <w:gridCol w:w="9638"/>
+      </w:tblGrid>
       <w:tr>
+        <w:trPr>
+          <w:cantSplit/>
+        </w:trPr>
         <w:tc>
           <w:tcPr>
+            <w:tcW w:w="9638" w:type="dxa"/>
             <w:shd w:val="clear" w:color="auto" w:fill="F8F9FA"/>
           </w:tcPr>
           <w:p>
@@ -2859,9 +3103,10 @@
             </w:pPr>
             <w:r>
               <w:rPr>
-                <w:rFonts w:ascii="Times New Roman" w:hAnsi="Times New Roman" w:eastAsia="Consolas" w:cs="Times New Roman"/>
-                <w:sz w:val="28"/>
-                <w:color w:val="000000"/>
+                <w:rFonts w:ascii="Consolas" w:hAnsi="Consolas" w:eastAsia="Consolas" w:cs="Consolas"/>
+                <w:sz w:val="20"/>
+                <w:szCs w:val="20"/>
+                <w:color w:val="1A1A1A"/>
               </w:rPr>
               <w:t xml:space="preserve">Спроба Push(101)... Успішно! (Заповнено 4/5)</w:t>
             </w:r>
@@ -2872,9 +3117,10 @@
             </w:pPr>
             <w:r>
               <w:rPr>
-                <w:rFonts w:ascii="Times New Roman" w:hAnsi="Times New Roman" w:eastAsia="Consolas" w:cs="Times New Roman"/>
-                <w:sz w:val="28"/>
-                <w:color w:val="000000"/>
+                <w:rFonts w:ascii="Consolas" w:hAnsi="Consolas" w:eastAsia="Consolas" w:cs="Consolas"/>
+                <w:sz w:val="20"/>
+                <w:szCs w:val="20"/>
+                <w:color w:val="1A1A1A"/>
               </w:rPr>
               <w:t xml:space="preserve">Спроба Push(102)... Успішно! (Заповнено 5/5)</w:t>
             </w:r>
@@ -2885,9 +3131,10 @@
             </w:pPr>
             <w:r>
               <w:rPr>
-                <w:rFonts w:ascii="Times New Roman" w:hAnsi="Times New Roman" w:eastAsia="Consolas" w:cs="Times New Roman"/>
-                <w:sz w:val="28"/>
-                <w:color w:val="000000"/>
+                <w:rFonts w:ascii="Consolas" w:hAnsi="Consolas" w:eastAsia="Consolas" w:cs="Consolas"/>
+                <w:sz w:val="20"/>
+                <w:szCs w:val="20"/>
+                <w:color w:val="1A1A1A"/>
               </w:rPr>
               <w:t xml:space="preserve">Спроба Push(103)... </w:t>
             </w:r>
@@ -2898,9 +3145,10 @@
             </w:pPr>
             <w:r>
               <w:rPr>
-                <w:rFonts w:ascii="Times New Roman" w:hAnsi="Times New Roman" w:eastAsia="Consolas" w:cs="Times New Roman"/>
-                <w:sz w:val="28"/>
-                <w:color w:val="000000"/>
+                <w:rFonts w:ascii="Consolas" w:hAnsi="Consolas" w:eastAsia="Consolas" w:cs="Consolas"/>
+                <w:sz w:val="20"/>
+                <w:szCs w:val="20"/>
+                <w:color w:val="1A1A1A"/>
               </w:rPr>
               <w:t xml:space="preserve">[Підписник 1 (Іменований метод)] ПОДІЯ ПЕРЕПОВНЕННЯ!</w:t>
             </w:r>
@@ -2911,9 +3159,10 @@
             </w:pPr>
             <w:r>
               <w:rPr>
-                <w:rFonts w:ascii="Times New Roman" w:hAnsi="Times New Roman" w:eastAsia="Consolas" w:cs="Times New Roman"/>
-                <w:sz w:val="28"/>
-                <w:color w:val="000000"/>
+                <w:rFonts w:ascii="Consolas" w:hAnsi="Consolas" w:eastAsia="Consolas" w:cs="Consolas"/>
+                <w:sz w:val="20"/>
+                <w:szCs w:val="20"/>
+                <w:color w:val="1A1A1A"/>
               </w:rPr>
               <w:t xml:space="preserve">  Час: 16:55:12.345</w:t>
             </w:r>
@@ -2924,9 +3173,10 @@
             </w:pPr>
             <w:r>
               <w:rPr>
-                <w:rFonts w:ascii="Times New Roman" w:hAnsi="Times New Roman" w:eastAsia="Consolas" w:cs="Times New Roman"/>
-                <w:sz w:val="28"/>
-                <w:color w:val="000000"/>
+                <w:rFonts w:ascii="Consolas" w:hAnsi="Consolas" w:eastAsia="Consolas" w:cs="Consolas"/>
+                <w:sz w:val="20"/>
+                <w:szCs w:val="20"/>
+                <w:color w:val="1A1A1A"/>
               </w:rPr>
               <w:t xml:space="preserve">  Відхилений елемент: 103</w:t>
             </w:r>
@@ -2937,9 +3187,10 @@
             </w:pPr>
             <w:r>
               <w:rPr>
-                <w:rFonts w:ascii="Times New Roman" w:hAnsi="Times New Roman" w:eastAsia="Consolas" w:cs="Times New Roman"/>
-                <w:sz w:val="28"/>
-                <w:color w:val="000000"/>
+                <w:rFonts w:ascii="Consolas" w:hAnsi="Consolas" w:eastAsia="Consolas" w:cs="Consolas"/>
+                <w:sz w:val="20"/>
+                <w:szCs w:val="20"/>
+                <w:color w:val="1A1A1A"/>
               </w:rPr>
               <w:t xml:space="preserve">  Максимальна місткість: 5</w:t>
             </w:r>
@@ -2950,9 +3201,10 @@
             </w:pPr>
             <w:r>
               <w:rPr>
-                <w:rFonts w:ascii="Times New Roman" w:hAnsi="Times New Roman" w:eastAsia="Consolas" w:cs="Times New Roman"/>
-                <w:sz w:val="28"/>
-                <w:color w:val="000000"/>
+                <w:rFonts w:ascii="Consolas" w:hAnsi="Consolas" w:eastAsia="Consolas" w:cs="Consolas"/>
+                <w:sz w:val="20"/>
+                <w:szCs w:val="20"/>
+                <w:color w:val="1A1A1A"/>
               </w:rPr>
               <w:t xml:space="preserve">[Підписник 2 (Лямбда)] Зафіксовано спробу переповнення! Загальна кількість відхилень: 1</w:t>
             </w:r>
@@ -2974,6 +3226,7 @@
           <w:rFonts w:ascii="Times New Roman" w:hAnsi="Times New Roman" w:cs="Times New Roman"/>
           <w:b/>
           <w:sz w:val="28"/>
+          <w:szCs w:val="28"/>
           <w:color w:val="000000"/>
         </w:rPr>
         <w:t xml:space="preserve">6.2. Перевірка граничного випадку (виклик Pop на порожньому стеку)</w:t>
@@ -2981,23 +3234,31 @@
     </w:p>
     <w:tbl>
       <w:tblPr>
-        <w:tblW w:w="5000" w:type="pct"/>
+        <w:tblW w:w="9638" w:type="dxa"/>
+        <w:tblLayout w:type="fixed"/>
         <w:tblBorders>
-          <w:top w:val="single" w:color="CCCCCC" w:sz="4"/>
-          <w:bottom w:val="single" w:color="CCCCCC" w:sz="4"/>
-          <w:left w:val="single" w:color="003366" w:sz="12"/>
-          <w:right w:val="single" w:color="CCCCCC" w:sz="4"/>
+          <w:top w:val="single" w:color="D0D5DD" w:sz="4"/>
+          <w:bottom w:val="single" w:color="D0D5DD" w:sz="4"/>
+          <w:left w:val="single" w:color="003366" w:sz="16"/>
+          <w:right w:val="single" w:color="D0D5DD" w:sz="4"/>
         </w:tblBorders>
         <w:tblCellMar>
-          <w:top w:w="120"/>
-          <w:bottom w:w="120"/>
-          <w:left w:w="180"/>
-          <w:right w:w="180"/>
+          <w:top w:w="100"/>
+          <w:bottom w:w="100"/>
+          <w:left w:w="160"/>
+          <w:right w:w="160"/>
         </w:tblCellMar>
       </w:tblPr>
+      <w:tblGrid>
+        <w:gridCol w:w="9638"/>
+      </w:tblGrid>
       <w:tr>
+        <w:trPr>
+          <w:cantSplit/>
+        </w:trPr>
         <w:tc>
           <w:tcPr>
+            <w:tcW w:w="9638" w:type="dxa"/>
             <w:shd w:val="clear" w:color="auto" w:fill="F8F9FA"/>
           </w:tcPr>
           <w:p>
@@ -3006,9 +3267,10 @@
             </w:pPr>
             <w:r>
               <w:rPr>
-                <w:rFonts w:ascii="Times New Roman" w:hAnsi="Times New Roman" w:eastAsia="Consolas" w:cs="Times New Roman"/>
-                <w:sz w:val="28"/>
-                <w:color w:val="000000"/>
+                <w:rFonts w:ascii="Consolas" w:hAnsi="Consolas" w:eastAsia="Consolas" w:cs="Consolas"/>
+                <w:sz w:val="20"/>
+                <w:szCs w:val="20"/>
+                <w:color w:val="1A1A1A"/>
               </w:rPr>
               <w:t xml:space="preserve">--- Вилучення елемента з вершини (Pop) ---</w:t>
             </w:r>
@@ -3019,9 +3281,10 @@
             </w:pPr>
             <w:r>
               <w:rPr>
-                <w:rFonts w:ascii="Times New Roman" w:hAnsi="Times New Roman" w:eastAsia="Consolas" w:cs="Times New Roman"/>
-                <w:sz w:val="28"/>
-                <w:color w:val="000000"/>
+                <w:rFonts w:ascii="Consolas" w:hAnsi="Consolas" w:eastAsia="Consolas" w:cs="Consolas"/>
+                <w:sz w:val="20"/>
+                <w:szCs w:val="20"/>
+                <w:color w:val="1A1A1A"/>
               </w:rPr>
               <w:t xml:space="preserve">[Граничний випадок]: Неможливо виконати Pop: стек порожній.</w:t>
             </w:r>
@@ -3051,6 +3314,7 @@
           <w:rFonts w:ascii="Times New Roman" w:hAnsi="Times New Roman" w:cs="Times New Roman"/>
           <w:b/>
           <w:sz w:val="28"/>
+          <w:szCs w:val="28"/>
           <w:color w:val="000000"/>
         </w:rPr>
         <w:t xml:space="preserve">7. Посилання на репозиторій</w:t>
@@ -3080,6 +3344,7 @@
           <w:rFonts w:ascii="Times New Roman" w:hAnsi="Times New Roman" w:cs="Times New Roman"/>
           <w:b/>
           <w:sz w:val="28"/>
+          <w:szCs w:val="28"/>
           <w:color w:val="000000"/>
         </w:rPr>
         <w:t xml:space="preserve">URL репозиторію:</w:t>
@@ -3088,17 +3353,18 @@
         <w:rPr>
           <w:rFonts w:ascii="Times New Roman" w:hAnsi="Times New Roman" w:cs="Times New Roman"/>
           <w:sz w:val="28"/>
+          <w:szCs w:val="28"/>
           <w:color w:val="000000"/>
         </w:rPr>
         <w:t xml:space="preserve"> </w:t>
       </w:r>
       <w:r>
         <w:rPr>
-          <w:rFonts w:ascii="Times New Roman" w:hAnsi="Times New Roman"/>
-          <w:sz w:val="28"/>
-          <w:color w:val="000000"/>
-        </w:rPr>
-        <w:t xml:space="preserve">https://github.com/&lt;ваш_аккаунт&gt;/dotnet-labs-&lt;прізвище&gt;</w:t>
+          <w:rFonts w:ascii="Consolas" w:hAnsi="Consolas" w:cs="Consolas"/>
+          <w:sz w:val="28"/>
+          <w:color w:val="1A1A1A"/>
+        </w:rPr>
+        <w:t xml:space="preserve">https://github.com/Gerald20001/vntu-dotnet-labs</w:t>
       </w:r>
     </w:p>
     <w:p>
@@ -3125,6 +3391,7 @@
           <w:rFonts w:ascii="Times New Roman" w:hAnsi="Times New Roman" w:cs="Times New Roman"/>
           <w:b/>
           <w:sz w:val="28"/>
+          <w:szCs w:val="28"/>
           <w:color w:val="000000"/>
         </w:rPr>
         <w:t xml:space="preserve">Папка проєкту:</w:t>
@@ -3133,15 +3400,16 @@
         <w:rPr>
           <w:rFonts w:ascii="Times New Roman" w:hAnsi="Times New Roman" w:cs="Times New Roman"/>
           <w:sz w:val="28"/>
+          <w:szCs w:val="28"/>
           <w:color w:val="000000"/>
         </w:rPr>
         <w:t xml:space="preserve"> </w:t>
       </w:r>
       <w:r>
         <w:rPr>
-          <w:rFonts w:ascii="Times New Roman" w:hAnsi="Times New Roman"/>
-          <w:sz w:val="28"/>
-          <w:color w:val="000000"/>
+          <w:rFonts w:ascii="Consolas" w:hAnsi="Consolas" w:cs="Consolas"/>
+          <w:sz w:val="28"/>
+          <w:color w:val="1A1A1A"/>
         </w:rPr>
         <w:t xml:space="preserve">/03-generics-delegates-events</w:t>
       </w:r>
@@ -3168,6 +3436,7 @@
           <w:rFonts w:ascii="Times New Roman" w:hAnsi="Times New Roman" w:cs="Times New Roman"/>
           <w:b/>
           <w:sz w:val="28"/>
+          <w:szCs w:val="28"/>
           <w:color w:val="000000"/>
         </w:rPr>
         <w:t xml:space="preserve">8. Відповіді на контрольні питання</w:t>
@@ -3187,15 +3456,16 @@
           <w:rFonts w:ascii="Times New Roman" w:hAnsi="Times New Roman" w:cs="Times New Roman"/>
           <w:b/>
           <w:sz w:val="28"/>
+          <w:szCs w:val="28"/>
           <w:color w:val="000000"/>
         </w:rPr>
         <w:t xml:space="preserve">1. Навіщо потрібні обмеження типу-параметра (</w:t>
       </w:r>
       <w:r>
         <w:rPr>
-          <w:rFonts w:ascii="Times New Roman" w:hAnsi="Times New Roman"/>
-          <w:sz w:val="28"/>
-          <w:color w:val="000000"/>
+          <w:rFonts w:ascii="Consolas" w:hAnsi="Consolas" w:cs="Consolas"/>
+          <w:sz w:val="28"/>
+          <w:color w:val="1A1A1A"/>
         </w:rPr>
         <w:t xml:space="preserve">where T : ...</w:t>
       </w:r>
@@ -3204,6 +3474,7 @@
           <w:rFonts w:ascii="Times New Roman" w:hAnsi="Times New Roman" w:cs="Times New Roman"/>
           <w:b/>
           <w:sz w:val="28"/>
+          <w:szCs w:val="28"/>
           <w:color w:val="000000"/>
         </w:rPr>
         <w:t xml:space="preserve">) в узагальнених класах?</w:t>
@@ -3216,6 +3487,7 @@
           <w:rFonts w:ascii="Times New Roman" w:hAnsi="Times New Roman" w:cs="Times New Roman"/>
           <w:i/>
           <w:sz w:val="28"/>
+          <w:szCs w:val="28"/>
           <w:color w:val="000000"/>
         </w:rPr>
         <w:t xml:space="preserve">Відповідь:</w:t>
@@ -3224,15 +3496,16 @@
         <w:rPr>
           <w:rFonts w:ascii="Times New Roman" w:hAnsi="Times New Roman" w:cs="Times New Roman"/>
           <w:sz w:val="28"/>
+          <w:szCs w:val="28"/>
           <w:color w:val="000000"/>
         </w:rPr>
         <w:t xml:space="preserve"> За замовчуванням компілятор вважає </w:t>
       </w:r>
       <w:r>
         <w:rPr>
-          <w:rFonts w:ascii="Times New Roman" w:hAnsi="Times New Roman"/>
-          <w:sz w:val="28"/>
-          <w:color w:val="000000"/>
+          <w:rFonts w:ascii="Consolas" w:hAnsi="Consolas" w:cs="Consolas"/>
+          <w:sz w:val="28"/>
+          <w:color w:val="1A1A1A"/>
         </w:rPr>
         <w:t xml:space="preserve">T</w:t>
       </w:r>
@@ -3240,15 +3513,16 @@
         <w:rPr>
           <w:rFonts w:ascii="Times New Roman" w:hAnsi="Times New Roman" w:cs="Times New Roman"/>
           <w:sz w:val="28"/>
+          <w:szCs w:val="28"/>
           <w:color w:val="000000"/>
         </w:rPr>
         <w:t xml:space="preserve"> типом </w:t>
       </w:r>
       <w:r>
         <w:rPr>
-          <w:rFonts w:ascii="Times New Roman" w:hAnsi="Times New Roman"/>
-          <w:sz w:val="28"/>
-          <w:color w:val="000000"/>
+          <w:rFonts w:ascii="Consolas" w:hAnsi="Consolas" w:cs="Consolas"/>
+          <w:sz w:val="28"/>
+          <w:color w:val="1A1A1A"/>
         </w:rPr>
         <w:t xml:space="preserve">System.Object</w:t>
       </w:r>
@@ -3256,15 +3530,16 @@
         <w:rPr>
           <w:rFonts w:ascii="Times New Roman" w:hAnsi="Times New Roman" w:cs="Times New Roman"/>
           <w:sz w:val="28"/>
+          <w:szCs w:val="28"/>
           <w:color w:val="000000"/>
         </w:rPr>
         <w:t xml:space="preserve">, що дозволяє викликати лише методи </w:t>
       </w:r>
       <w:r>
         <w:rPr>
-          <w:rFonts w:ascii="Times New Roman" w:hAnsi="Times New Roman"/>
-          <w:sz w:val="28"/>
-          <w:color w:val="000000"/>
+          <w:rFonts w:ascii="Consolas" w:hAnsi="Consolas" w:cs="Consolas"/>
+          <w:sz w:val="28"/>
+          <w:color w:val="1A1A1A"/>
         </w:rPr>
         <w:t xml:space="preserve">ToString()</w:t>
       </w:r>
@@ -3272,15 +3547,16 @@
         <w:rPr>
           <w:rFonts w:ascii="Times New Roman" w:hAnsi="Times New Roman" w:cs="Times New Roman"/>
           <w:sz w:val="28"/>
+          <w:szCs w:val="28"/>
           <w:color w:val="000000"/>
         </w:rPr>
         <w:t xml:space="preserve">, </w:t>
       </w:r>
       <w:r>
         <w:rPr>
-          <w:rFonts w:ascii="Times New Roman" w:hAnsi="Times New Roman"/>
-          <w:sz w:val="28"/>
-          <w:color w:val="000000"/>
+          <w:rFonts w:ascii="Consolas" w:hAnsi="Consolas" w:cs="Consolas"/>
+          <w:sz w:val="28"/>
+          <w:color w:val="1A1A1A"/>
         </w:rPr>
         <w:t xml:space="preserve">Equals()</w:t>
       </w:r>
@@ -3288,15 +3564,16 @@
         <w:rPr>
           <w:rFonts w:ascii="Times New Roman" w:hAnsi="Times New Roman" w:cs="Times New Roman"/>
           <w:sz w:val="28"/>
+          <w:szCs w:val="28"/>
           <w:color w:val="000000"/>
         </w:rPr>
         <w:t xml:space="preserve"> тощо. Обмеження (наприклад, </w:t>
       </w:r>
       <w:r>
         <w:rPr>
-          <w:rFonts w:ascii="Times New Roman" w:hAnsi="Times New Roman"/>
-          <w:sz w:val="28"/>
-          <w:color w:val="000000"/>
+          <w:rFonts w:ascii="Consolas" w:hAnsi="Consolas" w:cs="Consolas"/>
+          <w:sz w:val="28"/>
+          <w:color w:val="1A1A1A"/>
         </w:rPr>
         <w:t xml:space="preserve">where T : class</w:t>
       </w:r>
@@ -3304,15 +3581,16 @@
         <w:rPr>
           <w:rFonts w:ascii="Times New Roman" w:hAnsi="Times New Roman" w:cs="Times New Roman"/>
           <w:sz w:val="28"/>
+          <w:szCs w:val="28"/>
           <w:color w:val="000000"/>
         </w:rPr>
         <w:t xml:space="preserve">, </w:t>
       </w:r>
       <w:r>
         <w:rPr>
-          <w:rFonts w:ascii="Times New Roman" w:hAnsi="Times New Roman"/>
-          <w:sz w:val="28"/>
-          <w:color w:val="000000"/>
+          <w:rFonts w:ascii="Consolas" w:hAnsi="Consolas" w:cs="Consolas"/>
+          <w:sz w:val="28"/>
+          <w:color w:val="1A1A1A"/>
         </w:rPr>
         <w:t xml:space="preserve">where T : IComparable&lt;T&gt;</w:t>
       </w:r>
@@ -3320,15 +3598,16 @@
         <w:rPr>
           <w:rFonts w:ascii="Times New Roman" w:hAnsi="Times New Roman" w:cs="Times New Roman"/>
           <w:sz w:val="28"/>
+          <w:szCs w:val="28"/>
           <w:color w:val="000000"/>
         </w:rPr>
         <w:t xml:space="preserve">, </w:t>
       </w:r>
       <w:r>
         <w:rPr>
-          <w:rFonts w:ascii="Times New Roman" w:hAnsi="Times New Roman"/>
-          <w:sz w:val="28"/>
-          <w:color w:val="000000"/>
+          <w:rFonts w:ascii="Consolas" w:hAnsi="Consolas" w:cs="Consolas"/>
+          <w:sz w:val="28"/>
+          <w:color w:val="1A1A1A"/>
         </w:rPr>
         <w:t xml:space="preserve">where T : new()</w:t>
       </w:r>
@@ -3336,6 +3615,7 @@
         <w:rPr>
           <w:rFonts w:ascii="Times New Roman" w:hAnsi="Times New Roman" w:cs="Times New Roman"/>
           <w:sz w:val="28"/>
+          <w:szCs w:val="28"/>
           <w:color w:val="000000"/>
         </w:rPr>
         <w:t xml:space="preserve">) дозволяють гарантувати наявність специфічних інтерфейсів, конструкторів без параметрів чи посилальної природи, відкриваючи доступ до їхніх членів без явного кастингу.</w:t>
@@ -3355,15 +3635,16 @@
           <w:rFonts w:ascii="Times New Roman" w:hAnsi="Times New Roman" w:cs="Times New Roman"/>
           <w:b/>
           <w:sz w:val="28"/>
+          <w:szCs w:val="28"/>
           <w:color w:val="000000"/>
         </w:rPr>
         <w:t xml:space="preserve">2. Чим подія (</w:t>
       </w:r>
       <w:r>
         <w:rPr>
-          <w:rFonts w:ascii="Times New Roman" w:hAnsi="Times New Roman"/>
-          <w:sz w:val="28"/>
-          <w:color w:val="000000"/>
+          <w:rFonts w:ascii="Consolas" w:hAnsi="Consolas" w:cs="Consolas"/>
+          <w:sz w:val="28"/>
+          <w:color w:val="1A1A1A"/>
         </w:rPr>
         <w:t xml:space="preserve">event</w:t>
       </w:r>
@@ -3372,6 +3653,7 @@
           <w:rFonts w:ascii="Times New Roman" w:hAnsi="Times New Roman" w:cs="Times New Roman"/>
           <w:b/>
           <w:sz w:val="28"/>
+          <w:szCs w:val="28"/>
           <w:color w:val="000000"/>
         </w:rPr>
         <w:t xml:space="preserve">) відрізняється від звичайного публічного делегата-поля?</w:t>
@@ -3384,6 +3666,7 @@
           <w:rFonts w:ascii="Times New Roman" w:hAnsi="Times New Roman" w:cs="Times New Roman"/>
           <w:i/>
           <w:sz w:val="28"/>
+          <w:szCs w:val="28"/>
           <w:color w:val="000000"/>
         </w:rPr>
         <w:t xml:space="preserve">Відповідь:</w:t>
@@ -3392,15 +3675,16 @@
         <w:rPr>
           <w:rFonts w:ascii="Times New Roman" w:hAnsi="Times New Roman" w:cs="Times New Roman"/>
           <w:sz w:val="28"/>
+          <w:szCs w:val="28"/>
           <w:color w:val="000000"/>
         </w:rPr>
         <w:t xml:space="preserve"> Звичайне публічне поле-делегат зовнішній код може як викликати напряму (</w:t>
       </w:r>
       <w:r>
         <w:rPr>
-          <w:rFonts w:ascii="Times New Roman" w:hAnsi="Times New Roman"/>
-          <w:sz w:val="28"/>
-          <w:color w:val="000000"/>
+          <w:rFonts w:ascii="Consolas" w:hAnsi="Consolas" w:cs="Consolas"/>
+          <w:sz w:val="28"/>
+          <w:color w:val="1A1A1A"/>
         </w:rPr>
         <w:t xml:space="preserve">delegateField()</w:t>
       </w:r>
@@ -3408,15 +3692,16 @@
         <w:rPr>
           <w:rFonts w:ascii="Times New Roman" w:hAnsi="Times New Roman" w:cs="Times New Roman"/>
           <w:sz w:val="28"/>
+          <w:szCs w:val="28"/>
           <w:color w:val="000000"/>
         </w:rPr>
         <w:t xml:space="preserve">), так і випадково перезаписати чи обнулити (</w:t>
       </w:r>
       <w:r>
         <w:rPr>
-          <w:rFonts w:ascii="Times New Roman" w:hAnsi="Times New Roman"/>
-          <w:sz w:val="28"/>
-          <w:color w:val="000000"/>
+          <w:rFonts w:ascii="Consolas" w:hAnsi="Consolas" w:cs="Consolas"/>
+          <w:sz w:val="28"/>
+          <w:color w:val="1A1A1A"/>
         </w:rPr>
         <w:t xml:space="preserve">delegateField = null;</w:t>
       </w:r>
@@ -3424,15 +3709,16 @@
         <w:rPr>
           <w:rFonts w:ascii="Times New Roman" w:hAnsi="Times New Roman" w:cs="Times New Roman"/>
           <w:sz w:val="28"/>
+          <w:szCs w:val="28"/>
           <w:color w:val="000000"/>
         </w:rPr>
         <w:t xml:space="preserve">). Ключове слово </w:t>
       </w:r>
       <w:r>
         <w:rPr>
-          <w:rFonts w:ascii="Times New Roman" w:hAnsi="Times New Roman"/>
-          <w:sz w:val="28"/>
-          <w:color w:val="000000"/>
+          <w:rFonts w:ascii="Consolas" w:hAnsi="Consolas" w:cs="Consolas"/>
+          <w:sz w:val="28"/>
+          <w:color w:val="1A1A1A"/>
         </w:rPr>
         <w:t xml:space="preserve">event</w:t>
       </w:r>
@@ -3440,15 +3726,16 @@
         <w:rPr>
           <w:rFonts w:ascii="Times New Roman" w:hAnsi="Times New Roman" w:cs="Times New Roman"/>
           <w:sz w:val="28"/>
+          <w:szCs w:val="28"/>
           <w:color w:val="000000"/>
         </w:rPr>
         <w:t xml:space="preserve"> створює захисну інкапсуляцію: зовнішній код може лише підписуватися (</w:t>
       </w:r>
       <w:r>
         <w:rPr>
-          <w:rFonts w:ascii="Times New Roman" w:hAnsi="Times New Roman"/>
-          <w:sz w:val="28"/>
-          <w:color w:val="000000"/>
+          <w:rFonts w:ascii="Consolas" w:hAnsi="Consolas" w:cs="Consolas"/>
+          <w:sz w:val="28"/>
+          <w:color w:val="1A1A1A"/>
         </w:rPr>
         <w:t xml:space="preserve">+=</w:t>
       </w:r>
@@ -3456,15 +3743,16 @@
         <w:rPr>
           <w:rFonts w:ascii="Times New Roman" w:hAnsi="Times New Roman" w:cs="Times New Roman"/>
           <w:sz w:val="28"/>
+          <w:szCs w:val="28"/>
           <w:color w:val="000000"/>
         </w:rPr>
         <w:t xml:space="preserve">) або відписуватися (</w:t>
       </w:r>
       <w:r>
         <w:rPr>
-          <w:rFonts w:ascii="Times New Roman" w:hAnsi="Times New Roman"/>
-          <w:sz w:val="28"/>
-          <w:color w:val="000000"/>
+          <w:rFonts w:ascii="Consolas" w:hAnsi="Consolas" w:cs="Consolas"/>
+          <w:sz w:val="28"/>
+          <w:color w:val="1A1A1A"/>
         </w:rPr>
         <w:t xml:space="preserve">-=</w:t>
       </w:r>
@@ -3472,15 +3760,16 @@
         <w:rPr>
           <w:rFonts w:ascii="Times New Roman" w:hAnsi="Times New Roman" w:cs="Times New Roman"/>
           <w:sz w:val="28"/>
+          <w:szCs w:val="28"/>
           <w:color w:val="000000"/>
         </w:rPr>
         <w:t xml:space="preserve">), а сам виклик (</w:t>
       </w:r>
       <w:r>
         <w:rPr>
-          <w:rFonts w:ascii="Times New Roman" w:hAnsi="Times New Roman"/>
-          <w:sz w:val="28"/>
-          <w:color w:val="000000"/>
+          <w:rFonts w:ascii="Consolas" w:hAnsi="Consolas" w:cs="Consolas"/>
+          <w:sz w:val="28"/>
+          <w:color w:val="1A1A1A"/>
         </w:rPr>
         <w:t xml:space="preserve">Invoke</w:t>
       </w:r>
@@ -3488,6 +3777,7 @@
         <w:rPr>
           <w:rFonts w:ascii="Times New Roman" w:hAnsi="Times New Roman" w:cs="Times New Roman"/>
           <w:sz w:val="28"/>
+          <w:szCs w:val="28"/>
           <w:color w:val="000000"/>
         </w:rPr>
         <w:t xml:space="preserve">) може здійснювати виключно клас-видавець події.</w:t>
@@ -3507,6 +3797,7 @@
           <w:rFonts w:ascii="Times New Roman" w:hAnsi="Times New Roman" w:cs="Times New Roman"/>
           <w:b/>
           <w:sz w:val="28"/>
+          <w:szCs w:val="28"/>
           <w:color w:val="000000"/>
         </w:rPr>
         <w:t xml:space="preserve">3. У чому суть замикання (closure) у лямбда-виразі? Наведіть приклад ризику при захопленні змінної циклу.</w:t>
@@ -3519,6 +3810,7 @@
           <w:rFonts w:ascii="Times New Roman" w:hAnsi="Times New Roman" w:cs="Times New Roman"/>
           <w:i/>
           <w:sz w:val="28"/>
+          <w:szCs w:val="28"/>
           <w:color w:val="000000"/>
         </w:rPr>
         <w:t xml:space="preserve">Відповідь:</w:t>
@@ -3527,15 +3819,16 @@
         <w:rPr>
           <w:rFonts w:ascii="Times New Roman" w:hAnsi="Times New Roman" w:cs="Times New Roman"/>
           <w:sz w:val="28"/>
+          <w:szCs w:val="28"/>
           <w:color w:val="000000"/>
         </w:rPr>
         <w:t xml:space="preserve"> Замикання дозволяє лямбда-виразу захоплювати змінні із зовнішньої області видимості. Компілятор створює невидимий допоміжний клас, зберігаючи ці змінні як поля. Ризик у старих версіях C# (до C# 5.0 у </w:t>
       </w:r>
       <w:r>
         <w:rPr>
-          <w:rFonts w:ascii="Times New Roman" w:hAnsi="Times New Roman"/>
-          <w:sz w:val="28"/>
-          <w:color w:val="000000"/>
+          <w:rFonts w:ascii="Consolas" w:hAnsi="Consolas" w:cs="Consolas"/>
+          <w:sz w:val="28"/>
+          <w:color w:val="1A1A1A"/>
         </w:rPr>
         <w:t xml:space="preserve">for</w:t>
       </w:r>
@@ -3543,6 +3836,7 @@
         <w:rPr>
           <w:rFonts w:ascii="Times New Roman" w:hAnsi="Times New Roman" w:cs="Times New Roman"/>
           <w:sz w:val="28"/>
+          <w:szCs w:val="28"/>
           <w:color w:val="000000"/>
         </w:rPr>
         <w:t xml:space="preserve">) полягав у тому, що лямбда захоплювала посилання на саму змінну лічильника циклу, а не її поточне значення; при наступному виконанні всі лямбди бачили лише фінальне значення змінної.</w:t>
@@ -3562,15 +3856,16 @@
           <w:rFonts w:ascii="Times New Roman" w:hAnsi="Times New Roman" w:cs="Times New Roman"/>
           <w:b/>
           <w:sz w:val="28"/>
+          <w:szCs w:val="28"/>
           <w:color w:val="000000"/>
         </w:rPr>
         <w:t xml:space="preserve">4. Чим відрізняються делегати </w:t>
       </w:r>
       <w:r>
         <w:rPr>
-          <w:rFonts w:ascii="Times New Roman" w:hAnsi="Times New Roman"/>
-          <w:sz w:val="28"/>
-          <w:color w:val="000000"/>
+          <w:rFonts w:ascii="Consolas" w:hAnsi="Consolas" w:cs="Consolas"/>
+          <w:sz w:val="28"/>
+          <w:color w:val="1A1A1A"/>
         </w:rPr>
         <w:t xml:space="preserve">Func</w:t>
       </w:r>
@@ -3579,15 +3874,16 @@
           <w:rFonts w:ascii="Times New Roman" w:hAnsi="Times New Roman" w:cs="Times New Roman"/>
           <w:b/>
           <w:sz w:val="28"/>
+          <w:szCs w:val="28"/>
           <w:color w:val="000000"/>
         </w:rPr>
         <w:t xml:space="preserve">, </w:t>
       </w:r>
       <w:r>
         <w:rPr>
-          <w:rFonts w:ascii="Times New Roman" w:hAnsi="Times New Roman"/>
-          <w:sz w:val="28"/>
-          <w:color w:val="000000"/>
+          <w:rFonts w:ascii="Consolas" w:hAnsi="Consolas" w:cs="Consolas"/>
+          <w:sz w:val="28"/>
+          <w:color w:val="1A1A1A"/>
         </w:rPr>
         <w:t xml:space="preserve">Action</w:t>
       </w:r>
@@ -3596,15 +3892,16 @@
           <w:rFonts w:ascii="Times New Roman" w:hAnsi="Times New Roman" w:cs="Times New Roman"/>
           <w:b/>
           <w:sz w:val="28"/>
+          <w:szCs w:val="28"/>
           <w:color w:val="000000"/>
         </w:rPr>
         <w:t xml:space="preserve"> та </w:t>
       </w:r>
       <w:r>
         <w:rPr>
-          <w:rFonts w:ascii="Times New Roman" w:hAnsi="Times New Roman"/>
-          <w:sz w:val="28"/>
-          <w:color w:val="000000"/>
+          <w:rFonts w:ascii="Consolas" w:hAnsi="Consolas" w:cs="Consolas"/>
+          <w:sz w:val="28"/>
+          <w:color w:val="1A1A1A"/>
         </w:rPr>
         <w:t xml:space="preserve">Predicate</w:t>
       </w:r>
@@ -3613,6 +3910,7 @@
           <w:rFonts w:ascii="Times New Roman" w:hAnsi="Times New Roman" w:cs="Times New Roman"/>
           <w:b/>
           <w:sz w:val="28"/>
+          <w:szCs w:val="28"/>
           <w:color w:val="000000"/>
         </w:rPr>
         <w:t xml:space="preserve">?</w:t>
@@ -3625,6 +3923,7 @@
           <w:rFonts w:ascii="Times New Roman" w:hAnsi="Times New Roman" w:cs="Times New Roman"/>
           <w:i/>
           <w:sz w:val="28"/>
+          <w:szCs w:val="28"/>
           <w:color w:val="000000"/>
         </w:rPr>
         <w:t xml:space="preserve">Відповідь:</w:t>
@@ -3651,9 +3950,9 @@
       </w:r>
       <w:r>
         <w:rPr>
-          <w:rFonts w:ascii="Times New Roman" w:hAnsi="Times New Roman"/>
-          <w:sz w:val="28"/>
-          <w:color w:val="000000"/>
+          <w:rFonts w:ascii="Consolas" w:hAnsi="Consolas" w:cs="Consolas"/>
+          <w:sz w:val="28"/>
+          <w:color w:val="1A1A1A"/>
         </w:rPr>
         <w:t xml:space="preserve">Action&lt;...&gt;</w:t>
       </w:r>
@@ -3661,15 +3960,16 @@
         <w:rPr>
           <w:rFonts w:ascii="Times New Roman" w:hAnsi="Times New Roman" w:cs="Times New Roman"/>
           <w:sz w:val="28"/>
+          <w:szCs w:val="28"/>
           <w:color w:val="000000"/>
         </w:rPr>
         <w:t xml:space="preserve"> приймає від 0 до 16 параметрів і нічого не повертає (</w:t>
       </w:r>
       <w:r>
         <w:rPr>
-          <w:rFonts w:ascii="Times New Roman" w:hAnsi="Times New Roman"/>
-          <w:sz w:val="28"/>
-          <w:color w:val="000000"/>
+          <w:rFonts w:ascii="Consolas" w:hAnsi="Consolas" w:cs="Consolas"/>
+          <w:sz w:val="28"/>
+          <w:color w:val="1A1A1A"/>
         </w:rPr>
         <w:t xml:space="preserve">void</w:t>
       </w:r>
@@ -3677,6 +3977,7 @@
         <w:rPr>
           <w:rFonts w:ascii="Times New Roman" w:hAnsi="Times New Roman" w:cs="Times New Roman"/>
           <w:sz w:val="28"/>
+          <w:szCs w:val="28"/>
           <w:color w:val="000000"/>
         </w:rPr>
         <w:t xml:space="preserve">).</w:t>
@@ -3703,9 +4004,9 @@
       </w:r>
       <w:r>
         <w:rPr>
-          <w:rFonts w:ascii="Times New Roman" w:hAnsi="Times New Roman"/>
-          <w:sz w:val="28"/>
-          <w:color w:val="000000"/>
+          <w:rFonts w:ascii="Consolas" w:hAnsi="Consolas" w:cs="Consolas"/>
+          <w:sz w:val="28"/>
+          <w:color w:val="1A1A1A"/>
         </w:rPr>
         <w:t xml:space="preserve">Func&lt;..., TResult&gt;</w:t>
       </w:r>
@@ -3713,15 +4014,16 @@
         <w:rPr>
           <w:rFonts w:ascii="Times New Roman" w:hAnsi="Times New Roman" w:cs="Times New Roman"/>
           <w:sz w:val="28"/>
+          <w:szCs w:val="28"/>
           <w:color w:val="000000"/>
         </w:rPr>
         <w:t xml:space="preserve"> приймає від 0 до 16 вхідних параметрів і обов'язково повертає результат </w:t>
       </w:r>
       <w:r>
         <w:rPr>
-          <w:rFonts w:ascii="Times New Roman" w:hAnsi="Times New Roman"/>
-          <w:sz w:val="28"/>
-          <w:color w:val="000000"/>
+          <w:rFonts w:ascii="Consolas" w:hAnsi="Consolas" w:cs="Consolas"/>
+          <w:sz w:val="28"/>
+          <w:color w:val="1A1A1A"/>
         </w:rPr>
         <w:t xml:space="preserve">TResult</w:t>
       </w:r>
@@ -3729,6 +4031,7 @@
         <w:rPr>
           <w:rFonts w:ascii="Times New Roman" w:hAnsi="Times New Roman" w:cs="Times New Roman"/>
           <w:sz w:val="28"/>
+          <w:szCs w:val="28"/>
           <w:color w:val="000000"/>
         </w:rPr>
         <w:t xml:space="preserve">.</w:t>
@@ -3755,9 +4058,9 @@
       </w:r>
       <w:r>
         <w:rPr>
-          <w:rFonts w:ascii="Times New Roman" w:hAnsi="Times New Roman"/>
-          <w:sz w:val="28"/>
-          <w:color w:val="000000"/>
+          <w:rFonts w:ascii="Consolas" w:hAnsi="Consolas" w:cs="Consolas"/>
+          <w:sz w:val="28"/>
+          <w:color w:val="1A1A1A"/>
         </w:rPr>
         <w:t xml:space="preserve">Predicate&lt;T&gt;</w:t>
       </w:r>
@@ -3765,15 +4068,16 @@
         <w:rPr>
           <w:rFonts w:ascii="Times New Roman" w:hAnsi="Times New Roman" w:cs="Times New Roman"/>
           <w:sz w:val="28"/>
+          <w:szCs w:val="28"/>
           <w:color w:val="000000"/>
         </w:rPr>
         <w:t xml:space="preserve"> — спеціалізований делегат, що приймає один параметр </w:t>
       </w:r>
       <w:r>
         <w:rPr>
-          <w:rFonts w:ascii="Times New Roman" w:hAnsi="Times New Roman"/>
-          <w:sz w:val="28"/>
-          <w:color w:val="000000"/>
+          <w:rFonts w:ascii="Consolas" w:hAnsi="Consolas" w:cs="Consolas"/>
+          <w:sz w:val="28"/>
+          <w:color w:val="1A1A1A"/>
         </w:rPr>
         <w:t xml:space="preserve">T</w:t>
       </w:r>
@@ -3781,15 +4085,16 @@
         <w:rPr>
           <w:rFonts w:ascii="Times New Roman" w:hAnsi="Times New Roman" w:cs="Times New Roman"/>
           <w:sz w:val="28"/>
+          <w:szCs w:val="28"/>
           <w:color w:val="000000"/>
         </w:rPr>
         <w:t xml:space="preserve"> і повертає </w:t>
       </w:r>
       <w:r>
         <w:rPr>
-          <w:rFonts w:ascii="Times New Roman" w:hAnsi="Times New Roman"/>
-          <w:sz w:val="28"/>
-          <w:color w:val="000000"/>
+          <w:rFonts w:ascii="Consolas" w:hAnsi="Consolas" w:cs="Consolas"/>
+          <w:sz w:val="28"/>
+          <w:color w:val="1A1A1A"/>
         </w:rPr>
         <w:t xml:space="preserve">bool</w:t>
       </w:r>
@@ -3797,15 +4102,16 @@
         <w:rPr>
           <w:rFonts w:ascii="Times New Roman" w:hAnsi="Times New Roman" w:cs="Times New Roman"/>
           <w:sz w:val="28"/>
+          <w:szCs w:val="28"/>
           <w:color w:val="000000"/>
         </w:rPr>
         <w:t xml:space="preserve"> (еквівалент </w:t>
       </w:r>
       <w:r>
         <w:rPr>
-          <w:rFonts w:ascii="Times New Roman" w:hAnsi="Times New Roman"/>
-          <w:sz w:val="28"/>
-          <w:color w:val="000000"/>
+          <w:rFonts w:ascii="Consolas" w:hAnsi="Consolas" w:cs="Consolas"/>
+          <w:sz w:val="28"/>
+          <w:color w:val="1A1A1A"/>
         </w:rPr>
         <w:t xml:space="preserve">Func&lt;T, bool&gt;</w:t>
       </w:r>
@@ -3813,6 +4119,7 @@
         <w:rPr>
           <w:rFonts w:ascii="Times New Roman" w:hAnsi="Times New Roman" w:cs="Times New Roman"/>
           <w:sz w:val="28"/>
+          <w:szCs w:val="28"/>
           <w:color w:val="000000"/>
         </w:rPr>
         <w:t xml:space="preserve">), оптимізований для умов пошуку та валідації.</w:t>
@@ -3832,15 +4139,16 @@
           <w:rFonts w:ascii="Times New Roman" w:hAnsi="Times New Roman" w:cs="Times New Roman"/>
           <w:b/>
           <w:sz w:val="28"/>
+          <w:szCs w:val="28"/>
           <w:color w:val="000000"/>
         </w:rPr>
         <w:t xml:space="preserve">5. Які переваги дає використання generics порівняно з типом </w:t>
       </w:r>
       <w:r>
         <w:rPr>
-          <w:rFonts w:ascii="Times New Roman" w:hAnsi="Times New Roman"/>
-          <w:sz w:val="28"/>
-          <w:color w:val="000000"/>
+          <w:rFonts w:ascii="Consolas" w:hAnsi="Consolas" w:cs="Consolas"/>
+          <w:sz w:val="28"/>
+          <w:color w:val="1A1A1A"/>
         </w:rPr>
         <w:t xml:space="preserve">object</w:t>
       </w:r>
@@ -3849,6 +4157,7 @@
           <w:rFonts w:ascii="Times New Roman" w:hAnsi="Times New Roman" w:cs="Times New Roman"/>
           <w:b/>
           <w:sz w:val="28"/>
+          <w:szCs w:val="28"/>
           <w:color w:val="000000"/>
         </w:rPr>
         <w:t xml:space="preserve"> для узагальненого коду?</w:t>
@@ -3861,6 +4170,7 @@
           <w:rFonts w:ascii="Times New Roman" w:hAnsi="Times New Roman" w:cs="Times New Roman"/>
           <w:i/>
           <w:sz w:val="28"/>
+          <w:szCs w:val="28"/>
           <w:color w:val="000000"/>
         </w:rPr>
         <w:t xml:space="preserve">Відповідь:</w:t>
@@ -3890,6 +4200,7 @@
           <w:rFonts w:ascii="Times New Roman" w:hAnsi="Times New Roman" w:cs="Times New Roman"/>
           <w:b/>
           <w:sz w:val="28"/>
+          <w:szCs w:val="28"/>
           <w:color w:val="000000"/>
         </w:rPr>
         <w:t xml:space="preserve">Типобезпека на етапі компіляції:</w:t>
@@ -3898,6 +4209,7 @@
         <w:rPr>
           <w:rFonts w:ascii="Times New Roman" w:hAnsi="Times New Roman" w:cs="Times New Roman"/>
           <w:sz w:val="28"/>
+          <w:szCs w:val="28"/>
           <w:color w:val="000000"/>
         </w:rPr>
         <w:t xml:space="preserve"> неможливо випадково покласти рядок у числовий стек.</w:t>
@@ -3927,6 +4239,7 @@
           <w:rFonts w:ascii="Times New Roman" w:hAnsi="Times New Roman" w:cs="Times New Roman"/>
           <w:b/>
           <w:sz w:val="28"/>
+          <w:szCs w:val="28"/>
           <w:color w:val="000000"/>
         </w:rPr>
         <w:t xml:space="preserve">Продуктивність:</w:t>
@@ -3935,15 +4248,16 @@
         <w:rPr>
           <w:rFonts w:ascii="Times New Roman" w:hAnsi="Times New Roman" w:cs="Times New Roman"/>
           <w:sz w:val="28"/>
+          <w:szCs w:val="28"/>
           <w:color w:val="000000"/>
         </w:rPr>
         <w:t xml:space="preserve"> відсутність операцій боксингу/анбоксингу (boxing/unboxing) для значеннєвих типів (</w:t>
       </w:r>
       <w:r>
         <w:rPr>
-          <w:rFonts w:ascii="Times New Roman" w:hAnsi="Times New Roman"/>
-          <w:sz w:val="28"/>
-          <w:color w:val="000000"/>
+          <w:rFonts w:ascii="Consolas" w:hAnsi="Consolas" w:cs="Consolas"/>
+          <w:sz w:val="28"/>
+          <w:color w:val="1A1A1A"/>
         </w:rPr>
         <w:t xml:space="preserve">int</w:t>
       </w:r>
@@ -3951,15 +4265,16 @@
         <w:rPr>
           <w:rFonts w:ascii="Times New Roman" w:hAnsi="Times New Roman" w:cs="Times New Roman"/>
           <w:sz w:val="28"/>
+          <w:szCs w:val="28"/>
           <w:color w:val="000000"/>
         </w:rPr>
         <w:t xml:space="preserve">, </w:t>
       </w:r>
       <w:r>
         <w:rPr>
-          <w:rFonts w:ascii="Times New Roman" w:hAnsi="Times New Roman"/>
-          <w:sz w:val="28"/>
-          <w:color w:val="000000"/>
+          <w:rFonts w:ascii="Consolas" w:hAnsi="Consolas" w:cs="Consolas"/>
+          <w:sz w:val="28"/>
+          <w:color w:val="1A1A1A"/>
         </w:rPr>
         <w:t xml:space="preserve">double</w:t>
       </w:r>
@@ -3967,15 +4282,16 @@
         <w:rPr>
           <w:rFonts w:ascii="Times New Roman" w:hAnsi="Times New Roman" w:cs="Times New Roman"/>
           <w:sz w:val="28"/>
+          <w:szCs w:val="28"/>
           <w:color w:val="000000"/>
         </w:rPr>
         <w:t xml:space="preserve">, </w:t>
       </w:r>
       <w:r>
         <w:rPr>
-          <w:rFonts w:ascii="Times New Roman" w:hAnsi="Times New Roman"/>
-          <w:sz w:val="28"/>
-          <w:color w:val="000000"/>
+          <w:rFonts w:ascii="Consolas" w:hAnsi="Consolas" w:cs="Consolas"/>
+          <w:sz w:val="28"/>
+          <w:color w:val="1A1A1A"/>
         </w:rPr>
         <w:t xml:space="preserve">struct</w:t>
       </w:r>
@@ -3983,6 +4299,7 @@
         <w:rPr>
           <w:rFonts w:ascii="Times New Roman" w:hAnsi="Times New Roman" w:cs="Times New Roman"/>
           <w:sz w:val="28"/>
+          <w:szCs w:val="28"/>
           <w:color w:val="000000"/>
         </w:rPr>
         <w:t xml:space="preserve">).</w:t>
@@ -4012,6 +4329,7 @@
           <w:rFonts w:ascii="Times New Roman" w:hAnsi="Times New Roman" w:cs="Times New Roman"/>
           <w:b/>
           <w:sz w:val="28"/>
+          <w:szCs w:val="28"/>
           <w:color w:val="000000"/>
         </w:rPr>
         <w:t xml:space="preserve">Чистота коду:</w:t>
@@ -4020,15 +4338,16 @@
         <w:rPr>
           <w:rFonts w:ascii="Times New Roman" w:hAnsi="Times New Roman" w:cs="Times New Roman"/>
           <w:sz w:val="28"/>
+          <w:szCs w:val="28"/>
           <w:color w:val="000000"/>
         </w:rPr>
         <w:t xml:space="preserve"> відсутність необхідності явного приведення типів (</w:t>
       </w:r>
       <w:r>
         <w:rPr>
-          <w:rFonts w:ascii="Times New Roman" w:hAnsi="Times New Roman"/>
-          <w:sz w:val="28"/>
-          <w:color w:val="000000"/>
+          <w:rFonts w:ascii="Consolas" w:hAnsi="Consolas" w:cs="Consolas"/>
+          <w:sz w:val="28"/>
+          <w:color w:val="1A1A1A"/>
         </w:rPr>
         <w:t xml:space="preserve">(int)obj</w:t>
       </w:r>
@@ -4036,6 +4355,7 @@
         <w:rPr>
           <w:rFonts w:ascii="Times New Roman" w:hAnsi="Times New Roman" w:cs="Times New Roman"/>
           <w:sz w:val="28"/>
+          <w:szCs w:val="28"/>
           <w:color w:val="000000"/>
         </w:rPr>
         <w:t xml:space="preserve">) при отриманні елементів.</w:t>
@@ -4063,6 +4383,7 @@
           <w:rFonts w:ascii="Times New Roman" w:hAnsi="Times New Roman" w:cs="Times New Roman"/>
           <w:b/>
           <w:sz w:val="28"/>
+          <w:szCs w:val="28"/>
           <w:color w:val="000000"/>
         </w:rPr>
         <w:t xml:space="preserve">9. Висновки</w:t>
@@ -4081,15 +4402,16 @@
         <w:rPr>
           <w:rFonts w:ascii="Times New Roman" w:hAnsi="Times New Roman" w:cs="Times New Roman"/>
           <w:sz w:val="28"/>
+          <w:szCs w:val="28"/>
           <w:color w:val="000000"/>
         </w:rPr>
         <w:t xml:space="preserve">У ході виконання практичної роботи №3 було реалізовано узагальнений стек </w:t>
       </w:r>
       <w:r>
         <w:rPr>
-          <w:rFonts w:ascii="Times New Roman" w:hAnsi="Times New Roman"/>
-          <w:sz w:val="28"/>
-          <w:color w:val="000000"/>
+          <w:rFonts w:ascii="Consolas" w:hAnsi="Consolas" w:cs="Consolas"/>
+          <w:sz w:val="28"/>
+          <w:color w:val="1A1A1A"/>
         </w:rPr>
         <w:t xml:space="preserve">MyStack&lt;T&gt;</w:t>
       </w:r>
@@ -4097,15 +4419,16 @@
         <w:rPr>
           <w:rFonts w:ascii="Times New Roman" w:hAnsi="Times New Roman" w:cs="Times New Roman"/>
           <w:sz w:val="28"/>
+          <w:szCs w:val="28"/>
           <w:color w:val="000000"/>
         </w:rPr>
         <w:t xml:space="preserve"> мовою C# на платформі .NET 10. Було продемонстровано роботу generics на різних типах даних (</w:t>
       </w:r>
       <w:r>
         <w:rPr>
-          <w:rFonts w:ascii="Times New Roman" w:hAnsi="Times New Roman"/>
-          <w:sz w:val="28"/>
-          <w:color w:val="000000"/>
+          <w:rFonts w:ascii="Consolas" w:hAnsi="Consolas" w:cs="Consolas"/>
+          <w:sz w:val="28"/>
+          <w:color w:val="1A1A1A"/>
         </w:rPr>
         <w:t xml:space="preserve">int</w:t>
       </w:r>
@@ -4113,15 +4436,16 @@
         <w:rPr>
           <w:rFonts w:ascii="Times New Roman" w:hAnsi="Times New Roman" w:cs="Times New Roman"/>
           <w:sz w:val="28"/>
+          <w:szCs w:val="28"/>
           <w:color w:val="000000"/>
         </w:rPr>
         <w:t xml:space="preserve">, </w:t>
       </w:r>
       <w:r>
         <w:rPr>
-          <w:rFonts w:ascii="Times New Roman" w:hAnsi="Times New Roman"/>
-          <w:sz w:val="28"/>
-          <w:color w:val="000000"/>
+          <w:rFonts w:ascii="Consolas" w:hAnsi="Consolas" w:cs="Consolas"/>
+          <w:sz w:val="28"/>
+          <w:color w:val="1A1A1A"/>
         </w:rPr>
         <w:t xml:space="preserve">string</w:t>
       </w:r>
@@ -4129,15 +4453,16 @@
         <w:rPr>
           <w:rFonts w:ascii="Times New Roman" w:hAnsi="Times New Roman" w:cs="Times New Roman"/>
           <w:sz w:val="28"/>
+          <w:szCs w:val="28"/>
           <w:color w:val="000000"/>
         </w:rPr>
         <w:t xml:space="preserve">), механізм підписки кількох обробників (класичного методу та лямбди) на подію переповнення </w:t>
       </w:r>
       <w:r>
         <w:rPr>
-          <w:rFonts w:ascii="Times New Roman" w:hAnsi="Times New Roman"/>
-          <w:sz w:val="28"/>
-          <w:color w:val="000000"/>
+          <w:rFonts w:ascii="Consolas" w:hAnsi="Consolas" w:cs="Consolas"/>
+          <w:sz w:val="28"/>
+          <w:color w:val="1A1A1A"/>
         </w:rPr>
         <w:t xml:space="preserve">Overflow</w:t>
       </w:r>
@@ -4145,15 +4470,16 @@
         <w:rPr>
           <w:rFonts w:ascii="Times New Roman" w:hAnsi="Times New Roman" w:cs="Times New Roman"/>
           <w:sz w:val="28"/>
+          <w:szCs w:val="28"/>
           <w:color w:val="000000"/>
         </w:rPr>
         <w:t xml:space="preserve"> з власним </w:t>
       </w:r>
       <w:r>
         <w:rPr>
-          <w:rFonts w:ascii="Times New Roman" w:hAnsi="Times New Roman"/>
-          <w:sz w:val="28"/>
-          <w:color w:val="000000"/>
+          <w:rFonts w:ascii="Consolas" w:hAnsi="Consolas" w:cs="Consolas"/>
+          <w:sz w:val="28"/>
+          <w:color w:val="1A1A1A"/>
         </w:rPr>
         <w:t xml:space="preserve">OverflowEventArgs</w:t>
       </w:r>
@@ -4161,15 +4487,16 @@
         <w:rPr>
           <w:rFonts w:ascii="Times New Roman" w:hAnsi="Times New Roman" w:cs="Times New Roman"/>
           <w:sz w:val="28"/>
+          <w:szCs w:val="28"/>
           <w:color w:val="000000"/>
         </w:rPr>
         <w:t xml:space="preserve">, а також використання вбудованих делегатів </w:t>
       </w:r>
       <w:r>
         <w:rPr>
-          <w:rFonts w:ascii="Times New Roman" w:hAnsi="Times New Roman"/>
-          <w:sz w:val="28"/>
-          <w:color w:val="000000"/>
+          <w:rFonts w:ascii="Consolas" w:hAnsi="Consolas" w:cs="Consolas"/>
+          <w:sz w:val="28"/>
+          <w:color w:val="1A1A1A"/>
         </w:rPr>
         <w:t xml:space="preserve">Action</w:t>
       </w:r>
@@ -4177,15 +4504,16 @@
         <w:rPr>
           <w:rFonts w:ascii="Times New Roman" w:hAnsi="Times New Roman" w:cs="Times New Roman"/>
           <w:sz w:val="28"/>
+          <w:szCs w:val="28"/>
           <w:color w:val="000000"/>
         </w:rPr>
         <w:t xml:space="preserve">, </w:t>
       </w:r>
       <w:r>
         <w:rPr>
-          <w:rFonts w:ascii="Times New Roman" w:hAnsi="Times New Roman"/>
-          <w:sz w:val="28"/>
-          <w:color w:val="000000"/>
+          <w:rFonts w:ascii="Consolas" w:hAnsi="Consolas" w:cs="Consolas"/>
+          <w:sz w:val="28"/>
+          <w:color w:val="1A1A1A"/>
         </w:rPr>
         <w:t xml:space="preserve">Func</w:t>
       </w:r>
@@ -4193,15 +4521,16 @@
         <w:rPr>
           <w:rFonts w:ascii="Times New Roman" w:hAnsi="Times New Roman" w:cs="Times New Roman"/>
           <w:sz w:val="28"/>
+          <w:szCs w:val="28"/>
           <w:color w:val="000000"/>
         </w:rPr>
         <w:t xml:space="preserve">, </w:t>
       </w:r>
       <w:r>
         <w:rPr>
-          <w:rFonts w:ascii="Times New Roman" w:hAnsi="Times New Roman"/>
-          <w:sz w:val="28"/>
-          <w:color w:val="000000"/>
+          <w:rFonts w:ascii="Consolas" w:hAnsi="Consolas" w:cs="Consolas"/>
+          <w:sz w:val="28"/>
+          <w:color w:val="1A1A1A"/>
         </w:rPr>
         <w:t xml:space="preserve">Predicate</w:t>
       </w:r>
@@ -4209,15 +4538,16 @@
         <w:rPr>
           <w:rFonts w:ascii="Times New Roman" w:hAnsi="Times New Roman" w:cs="Times New Roman"/>
           <w:sz w:val="28"/>
+          <w:szCs w:val="28"/>
           <w:color w:val="000000"/>
         </w:rPr>
         <w:t xml:space="preserve">. Граничні випадки порожнього стека надійно оброблено за допомогою власного винятку </w:t>
       </w:r>
       <w:r>
         <w:rPr>
-          <w:rFonts w:ascii="Times New Roman" w:hAnsi="Times New Roman"/>
-          <w:sz w:val="28"/>
-          <w:color w:val="000000"/>
+          <w:rFonts w:ascii="Consolas" w:hAnsi="Consolas" w:cs="Consolas"/>
+          <w:sz w:val="28"/>
+          <w:color w:val="1A1A1A"/>
         </w:rPr>
         <w:t xml:space="preserve">EmptyStackException</w:t>
       </w:r>
@@ -4225,13 +4555,15 @@
         <w:rPr>
           <w:rFonts w:ascii="Times New Roman" w:hAnsi="Times New Roman" w:cs="Times New Roman"/>
           <w:sz w:val="28"/>
+          <w:szCs w:val="28"/>
           <w:color w:val="000000"/>
         </w:rPr>
         <w:t xml:space="preserve">.</w:t>
       </w:r>
     </w:p>
     <w:sectPr>
-      <w:pgMar w:top="1134" w:right="1134" w:bottom="1134" w:left="1134"/>
+      <w:pgSz w:w="11906" w:h="16838" w:orient="portrait"/>
+      <w:pgMar w:top="1134" w:right="1134" w:bottom="1134" w:left="1134" w:header="708" w:footer="708"/>
     </w:sectPr>
   </w:body>
 </w:document>
